--- a/public/acorns=iris/D.1 The manufactured triplet, and what deduplication deletes.docx
+++ b/public/acorns=iris/D.1 The manufactured triplet, and what deduplication deletes.docx
@@ -1095,18 +1095,14 @@
         <w:rPr>
           <w:rFonts w:eastAsia="Arial" w:cs="Arial" w:ascii="Arial" w:hAnsi="Arial"/>
         </w:rPr>
-        <w:br/>
-        <w:br/>
       </w:r>
       <w:r>
         <w:rPr/>
-        <w:br/>
       </w:r>
       <w:r>
         <w:rPr>
           <w:rFonts w:eastAsia="Arial" w:cs="Arial" w:ascii="Arial" w:hAnsi="Arial"/>
         </w:rPr>
-        <w:br/>
       </w:r>
       <w:r>
         <w:rPr/>

--- a/public/acorns=iris/D.1 The manufactured triplet, and what deduplication deletes.docx
+++ b/public/acorns=iris/D.1 The manufactured triplet, and what deduplication deletes.docx
@@ -1,19 +1,19 @@
 
 <file path=word/document.xml><?xml version="1.0" encoding="utf-8"?>
-<w:document xmlns:o="urn:schemas-microsoft-com:office:office" xmlns:r="http://schemas.openxmlformats.org/officeDocument/2006/relationships" xmlns:v="urn:schemas-microsoft-com:vml" xmlns:w="http://schemas.openxmlformats.org/wordprocessingml/2006/main" xmlns:w10="urn:schemas-microsoft-com:office:word" xmlns:wp="http://schemas.openxmlformats.org/drawingml/2006/wordprocessingDrawing" xmlns:pic="http://schemas.openxmlformats.org/drawingml/2006/picture" xmlns:wps="http://schemas.microsoft.com/office/word/2010/wordprocessingShape" xmlns:wpg="http://schemas.microsoft.com/office/word/2010/wordprocessingGroup" xmlns:mc="http://schemas.openxmlformats.org/markup-compatibility/2006" xmlns:wp14="http://schemas.microsoft.com/office/word/2010/wordprocessingDrawing" xmlns:w14="http://schemas.microsoft.com/office/word/2010/wordml" xmlns:w15="http://schemas.microsoft.com/office/word/2012/wordml" mc:Ignorable="w14 wp14 w15">
+<w:document xmlns:wpc="http://schemas.microsoft.com/office/word/2010/wordprocessingCanvas" xmlns:cx="http://schemas.microsoft.com/office/drawing/2014/chartex" xmlns:cx1="http://schemas.microsoft.com/office/drawing/2015/9/8/chartex" xmlns:cx2="http://schemas.microsoft.com/office/drawing/2015/10/21/chartex" xmlns:cx3="http://schemas.microsoft.com/office/drawing/2016/5/9/chartex" xmlns:cx4="http://schemas.microsoft.com/office/drawing/2016/5/10/chartex" xmlns:cx5="http://schemas.microsoft.com/office/drawing/2016/5/11/chartex" xmlns:cx6="http://schemas.microsoft.com/office/drawing/2016/5/12/chartex" xmlns:cx7="http://schemas.microsoft.com/office/drawing/2016/5/13/chartex" xmlns:cx8="http://schemas.microsoft.com/office/drawing/2016/5/14/chartex" xmlns:mc="http://schemas.openxmlformats.org/markup-compatibility/2006" xmlns:m="http://schemas.openxmlformats.org/officeDocument/2006/math" xmlns:aink="http://schemas.microsoft.com/office/drawing/2016/ink" xmlns:am3d="http://schemas.microsoft.com/office/drawing/2017/model3d" xmlns:oel="http://schemas.microsoft.com/office/2019/extlst" xmlns:r="http://schemas.openxmlformats.org/officeDocument/2006/relationships" xmlns:wp14="http://schemas.microsoft.com/office/word/2010/wordprocessingDrawing" xmlns:wp="http://schemas.openxmlformats.org/drawingml/2006/wordprocessingDrawing" xmlns:wpg="http://schemas.microsoft.com/office/word/2010/wordprocessingGroup" xmlns:wpi="http://schemas.microsoft.com/office/word/2010/wordprocessingInk" xmlns:wps="http://schemas.microsoft.com/office/word/2010/wordprocessingShape" xmlns:o="urn:schemas-microsoft-com:office:office" xmlns:v="urn:schemas-microsoft-com:vml" xmlns:w10="urn:schemas-microsoft-com:office:word" xmlns:w="http://schemas.openxmlformats.org/wordprocessingml/2006/main" xmlns:w14="http://schemas.microsoft.com/office/word/2010/wordml" xmlns:w15="http://schemas.microsoft.com/office/word/2012/wordml" xmlns:w16cex="http://schemas.microsoft.com/office/word/2018/wordml/cex" xmlns:w16cid="http://schemas.microsoft.com/office/word/2016/wordml/cid" xmlns:w16="http://schemas.microsoft.com/office/word/2018/wordml" xmlns:w16sdtdh="http://schemas.microsoft.com/office/word/2020/wordml/sdtdatahash" xmlns:w16sdtfl="http://schemas.microsoft.com/office/word/2024/wordml/sdtformatlock" xmlns:w16se="http://schemas.microsoft.com/office/word/2015/wordml/symex" xmlns:w16du="http://schemas.microsoft.com/office/word/2023/wordml/word16du" xmlns:wne="http://schemas.microsoft.com/office/word/2006/wordml" mc:Ignorable="w14 w15 w16se w16cid w16 w16cex w16sdtdh w16sdtfl w16du wp14">
   <w:background w:color="FFFFFF"/>
   <w:body>
     <w:p>
       <w:pPr>
-        <w:pStyle w:val="Normal"/>
         <w:rPr>
           <w:i/>
           <w:iCs/>
         </w:rPr>
       </w:pPr>
       <w:r>
-        <w:rPr/>
         <w:br/>
+      </w:r>
+      <w:r>
         <w:br/>
       </w:r>
       <w:r>
@@ -21,17 +21,9 @@
           <w:b/>
           <w:bCs/>
         </w:rPr>
-        <w:t>D.</w:t>
-      </w:r>
-      <w:r>
-        <w:rPr>
-          <w:b/>
-          <w:bCs/>
-        </w:rPr>
-        <w:t>1</w:t>
-      </w:r>
-      <w:r>
-        <w:rPr/>
+        <w:t>Table 3</w:t>
+      </w:r>
+      <w:r>
         <w:t xml:space="preserve">: </w:t>
       </w:r>
       <w:r>
@@ -44,7 +36,6 @@
     </w:p>
     <w:p>
       <w:pPr>
-        <w:pStyle w:val="Normal"/>
         <w:rPr>
           <w:i/>
           <w:iCs/>
@@ -53,7 +44,6 @@
         </w:rPr>
       </w:pPr>
       <w:r>
-        <w:rPr/>
         <w:br/>
       </w:r>
       <w:r>
@@ -66,55 +56,46 @@
         <w:t>The canonical file's two transcription errors (rows 35, 38; see D.2) collapse distinct setosa specimens onto row 10, manufacturing a triplet of identical rows. A standard deduplication — the step every clean pipeline runs — therefore deletes different specimens depending on which mirror is  loaded</w:t>
       </w:r>
     </w:p>
-    <w:p>
-      <w:pPr>
-        <w:pStyle w:val="Normal"/>
-        <w:rPr/>
-      </w:pPr>
-      <w:r>
-        <w:rPr/>
-      </w:r>
-    </w:p>
+    <w:p/>
     <w:tbl>
       <w:tblPr>
         <w:tblStyle w:val="a1"/>
         <w:tblW w:w="10665" w:type="dxa"/>
-        <w:jc w:val="start"/>
         <w:tblInd w:w="0" w:type="dxa"/>
+        <w:tblBorders>
+          <w:top w:val="single" w:sz="8" w:space="0" w:color="000000"/>
+          <w:left w:val="single" w:sz="8" w:space="0" w:color="000000"/>
+          <w:bottom w:val="single" w:sz="8" w:space="0" w:color="000000"/>
+          <w:right w:val="single" w:sz="8" w:space="0" w:color="000000"/>
+          <w:insideH w:val="single" w:sz="8" w:space="0" w:color="000000"/>
+          <w:insideV w:val="single" w:sz="8" w:space="0" w:color="000000"/>
+        </w:tblBorders>
         <w:tblLayout w:type="fixed"/>
-        <w:tblCellMar>
-          <w:top w:w="100" w:type="dxa"/>
-          <w:start w:w="100" w:type="dxa"/>
-          <w:bottom w:w="100" w:type="dxa"/>
-          <w:end w:w="100" w:type="dxa"/>
-        </w:tblCellMar>
-        <w:tblLook w:noHBand="1" w:noVBand="1" w:firstColumn="0" w:lastRow="0" w:lastColumn="0" w:firstRow="0" w:val="0600"/>
+        <w:tblLook w:val="0600" w:firstRow="0" w:lastRow="0" w:firstColumn="0" w:lastColumn="0" w:noHBand="1" w:noVBand="1"/>
       </w:tblPr>
       <w:tblGrid>
-        <w:gridCol w:w="1199"/>
-        <w:gridCol w:w="2041"/>
-        <w:gridCol w:w="2114"/>
-        <w:gridCol w:w="1066"/>
-        <w:gridCol w:w="1079"/>
+        <w:gridCol w:w="1200"/>
+        <w:gridCol w:w="2040"/>
+        <w:gridCol w:w="2115"/>
+        <w:gridCol w:w="1065"/>
+        <w:gridCol w:w="1080"/>
         <w:gridCol w:w="1320"/>
-        <w:gridCol w:w="1846"/>
+        <w:gridCol w:w="1845"/>
       </w:tblGrid>
       <w:tr>
-        <w:trPr/>
-        <w:tc>
-          <w:tcPr>
-            <w:tcW w:w="1199" w:type="dxa"/>
-            <w:tcBorders>
-              <w:top w:val="single" w:sz="8" w:space="0" w:color="000000"/>
-              <w:start w:val="single" w:sz="8" w:space="0" w:color="000000"/>
-              <w:bottom w:val="single" w:sz="8" w:space="0" w:color="000000"/>
-              <w:end w:val="single" w:sz="8" w:space="0" w:color="000000"/>
-            </w:tcBorders>
-          </w:tcPr>
-          <w:p>
-            <w:pPr>
-              <w:pStyle w:val="Normal"/>
-              <w:widowControl w:val="false"/>
+        <w:tc>
+          <w:tcPr>
+            <w:tcW w:w="1200" w:type="dxa"/>
+            <w:tcMar>
+              <w:top w:w="100" w:type="dxa"/>
+              <w:left w:w="100" w:type="dxa"/>
+              <w:bottom w:w="100" w:type="dxa"/>
+              <w:right w:w="100" w:type="dxa"/>
+            </w:tcMar>
+          </w:tcPr>
+          <w:p>
+            <w:pPr>
+              <w:widowControl w:val="0"/>
               <w:rPr>
                 <w:b/>
                 <w:bCs/>
@@ -131,18 +112,17 @@
         </w:tc>
         <w:tc>
           <w:tcPr>
-            <w:tcW w:w="2041" w:type="dxa"/>
-            <w:tcBorders>
-              <w:top w:val="single" w:sz="8" w:space="0" w:color="000000"/>
-              <w:start w:val="single" w:sz="8" w:space="0" w:color="000000"/>
-              <w:bottom w:val="single" w:sz="8" w:space="0" w:color="000000"/>
-              <w:end w:val="single" w:sz="8" w:space="0" w:color="000000"/>
-            </w:tcBorders>
-          </w:tcPr>
-          <w:p>
-            <w:pPr>
-              <w:pStyle w:val="Normal"/>
-              <w:widowControl w:val="false"/>
+            <w:tcW w:w="2040" w:type="dxa"/>
+            <w:tcMar>
+              <w:top w:w="100" w:type="dxa"/>
+              <w:left w:w="100" w:type="dxa"/>
+              <w:bottom w:w="100" w:type="dxa"/>
+              <w:right w:w="100" w:type="dxa"/>
+            </w:tcMar>
+          </w:tcPr>
+          <w:p>
+            <w:pPr>
+              <w:widowControl w:val="0"/>
               <w:rPr>
                 <w:b/>
                 <w:bCs/>
@@ -159,18 +139,17 @@
         </w:tc>
         <w:tc>
           <w:tcPr>
-            <w:tcW w:w="2114" w:type="dxa"/>
-            <w:tcBorders>
-              <w:top w:val="single" w:sz="8" w:space="0" w:color="000000"/>
-              <w:start w:val="single" w:sz="8" w:space="0" w:color="000000"/>
-              <w:bottom w:val="single" w:sz="8" w:space="0" w:color="000000"/>
-              <w:end w:val="single" w:sz="8" w:space="0" w:color="000000"/>
-            </w:tcBorders>
-          </w:tcPr>
-          <w:p>
-            <w:pPr>
-              <w:pStyle w:val="Normal"/>
-              <w:widowControl w:val="false"/>
+            <w:tcW w:w="2115" w:type="dxa"/>
+            <w:tcMar>
+              <w:top w:w="100" w:type="dxa"/>
+              <w:left w:w="100" w:type="dxa"/>
+              <w:bottom w:w="100" w:type="dxa"/>
+              <w:right w:w="100" w:type="dxa"/>
+            </w:tcMar>
+          </w:tcPr>
+          <w:p>
+            <w:pPr>
+              <w:widowControl w:val="0"/>
               <w:rPr>
                 <w:b/>
                 <w:bCs/>
@@ -187,18 +166,17 @@
         </w:tc>
         <w:tc>
           <w:tcPr>
-            <w:tcW w:w="1066" w:type="dxa"/>
-            <w:tcBorders>
-              <w:top w:val="single" w:sz="8" w:space="0" w:color="000000"/>
-              <w:start w:val="single" w:sz="8" w:space="0" w:color="000000"/>
-              <w:bottom w:val="single" w:sz="8" w:space="0" w:color="000000"/>
-              <w:end w:val="single" w:sz="8" w:space="0" w:color="000000"/>
-            </w:tcBorders>
-          </w:tcPr>
-          <w:p>
-            <w:pPr>
-              <w:pStyle w:val="Normal"/>
-              <w:widowControl w:val="false"/>
+            <w:tcW w:w="1065" w:type="dxa"/>
+            <w:tcMar>
+              <w:top w:w="100" w:type="dxa"/>
+              <w:left w:w="100" w:type="dxa"/>
+              <w:bottom w:w="100" w:type="dxa"/>
+              <w:right w:w="100" w:type="dxa"/>
+            </w:tcMar>
+          </w:tcPr>
+          <w:p>
+            <w:pPr>
+              <w:widowControl w:val="0"/>
               <w:rPr>
                 <w:b/>
                 <w:bCs/>
@@ -215,18 +193,17 @@
         </w:tc>
         <w:tc>
           <w:tcPr>
-            <w:tcW w:w="1079" w:type="dxa"/>
-            <w:tcBorders>
-              <w:top w:val="single" w:sz="8" w:space="0" w:color="000000"/>
-              <w:start w:val="single" w:sz="8" w:space="0" w:color="000000"/>
-              <w:bottom w:val="single" w:sz="8" w:space="0" w:color="000000"/>
-              <w:end w:val="single" w:sz="8" w:space="0" w:color="000000"/>
-            </w:tcBorders>
-          </w:tcPr>
-          <w:p>
-            <w:pPr>
-              <w:pStyle w:val="Normal"/>
-              <w:widowControl w:val="false"/>
+            <w:tcW w:w="1080" w:type="dxa"/>
+            <w:tcMar>
+              <w:top w:w="100" w:type="dxa"/>
+              <w:left w:w="100" w:type="dxa"/>
+              <w:bottom w:w="100" w:type="dxa"/>
+              <w:right w:w="100" w:type="dxa"/>
+            </w:tcMar>
+          </w:tcPr>
+          <w:p>
+            <w:pPr>
+              <w:widowControl w:val="0"/>
               <w:rPr>
                 <w:b/>
                 <w:bCs/>
@@ -244,17 +221,16 @@
         <w:tc>
           <w:tcPr>
             <w:tcW w:w="1320" w:type="dxa"/>
-            <w:tcBorders>
-              <w:top w:val="single" w:sz="8" w:space="0" w:color="000000"/>
-              <w:start w:val="single" w:sz="8" w:space="0" w:color="000000"/>
-              <w:bottom w:val="single" w:sz="8" w:space="0" w:color="000000"/>
-              <w:end w:val="single" w:sz="8" w:space="0" w:color="000000"/>
-            </w:tcBorders>
-          </w:tcPr>
-          <w:p>
-            <w:pPr>
-              <w:pStyle w:val="Normal"/>
-              <w:widowControl w:val="false"/>
+            <w:tcMar>
+              <w:top w:w="100" w:type="dxa"/>
+              <w:left w:w="100" w:type="dxa"/>
+              <w:bottom w:w="100" w:type="dxa"/>
+              <w:right w:w="100" w:type="dxa"/>
+            </w:tcMar>
+          </w:tcPr>
+          <w:p>
+            <w:pPr>
+              <w:widowControl w:val="0"/>
               <w:rPr>
                 <w:b/>
                 <w:bCs/>
@@ -271,18 +247,17 @@
         </w:tc>
         <w:tc>
           <w:tcPr>
-            <w:tcW w:w="1846" w:type="dxa"/>
-            <w:tcBorders>
-              <w:top w:val="single" w:sz="8" w:space="0" w:color="000000"/>
-              <w:start w:val="single" w:sz="8" w:space="0" w:color="000000"/>
-              <w:bottom w:val="single" w:sz="8" w:space="0" w:color="000000"/>
-              <w:end w:val="single" w:sz="8" w:space="0" w:color="000000"/>
-            </w:tcBorders>
-          </w:tcPr>
-          <w:p>
-            <w:pPr>
-              <w:pStyle w:val="Normal"/>
-              <w:widowControl w:val="false"/>
+            <w:tcW w:w="1845" w:type="dxa"/>
+            <w:tcMar>
+              <w:top w:w="100" w:type="dxa"/>
+              <w:left w:w="100" w:type="dxa"/>
+              <w:bottom w:w="100" w:type="dxa"/>
+              <w:right w:w="100" w:type="dxa"/>
+            </w:tcMar>
+          </w:tcPr>
+          <w:p>
+            <w:pPr>
+              <w:widowControl w:val="0"/>
               <w:rPr>
                 <w:b/>
                 <w:bCs/>
@@ -299,113 +274,97 @@
         </w:tc>
       </w:tr>
       <w:tr>
-        <w:trPr/>
-        <w:tc>
-          <w:tcPr>
-            <w:tcW w:w="1199" w:type="dxa"/>
-            <w:tcBorders>
-              <w:top w:val="single" w:sz="8" w:space="0" w:color="000000"/>
-              <w:start w:val="single" w:sz="8" w:space="0" w:color="000000"/>
-              <w:bottom w:val="single" w:sz="8" w:space="0" w:color="000000"/>
-              <w:end w:val="single" w:sz="8" w:space="0" w:color="000000"/>
-            </w:tcBorders>
-          </w:tcPr>
-          <w:p>
-            <w:pPr>
-              <w:pStyle w:val="Normal"/>
-              <w:widowControl w:val="false"/>
-              <w:rPr/>
-            </w:pPr>
-            <w:r>
-              <w:rPr/>
+        <w:tc>
+          <w:tcPr>
+            <w:tcW w:w="1200" w:type="dxa"/>
+            <w:tcMar>
+              <w:top w:w="100" w:type="dxa"/>
+              <w:left w:w="100" w:type="dxa"/>
+              <w:bottom w:w="100" w:type="dxa"/>
+              <w:right w:w="100" w:type="dxa"/>
+            </w:tcMar>
+          </w:tcPr>
+          <w:p>
+            <w:pPr>
+              <w:widowControl w:val="0"/>
+            </w:pPr>
+            <w:r>
               <w:t>Fisher 1936 (primary; verified by physical grid)</w:t>
             </w:r>
           </w:p>
         </w:tc>
         <w:tc>
           <w:tcPr>
-            <w:tcW w:w="2041" w:type="dxa"/>
-            <w:tcBorders>
-              <w:top w:val="single" w:sz="8" w:space="0" w:color="000000"/>
-              <w:start w:val="single" w:sz="8" w:space="0" w:color="000000"/>
-              <w:bottom w:val="single" w:sz="8" w:space="0" w:color="000000"/>
-              <w:end w:val="single" w:sz="8" w:space="0" w:color="000000"/>
-            </w:tcBorders>
-          </w:tcPr>
-          <w:p>
-            <w:pPr>
-              <w:pStyle w:val="Normal"/>
-              <w:widowControl w:val="false"/>
-              <w:rPr/>
-            </w:pPr>
-            <w:r>
-              <w:rPr/>
+            <w:tcW w:w="2040" w:type="dxa"/>
+            <w:tcMar>
+              <w:top w:w="100" w:type="dxa"/>
+              <w:left w:w="100" w:type="dxa"/>
+              <w:bottom w:w="100" w:type="dxa"/>
+              <w:right w:w="100" w:type="dxa"/>
+            </w:tcMar>
+          </w:tcPr>
+          <w:p>
+            <w:pPr>
+              <w:widowControl w:val="0"/>
+            </w:pPr>
+            <w:r>
               <w:t>virginica specimen ×2 (block rows 2, 43; stacked 102, 143)</w:t>
             </w:r>
           </w:p>
         </w:tc>
         <w:tc>
           <w:tcPr>
-            <w:tcW w:w="2114" w:type="dxa"/>
-            <w:tcBorders>
-              <w:top w:val="single" w:sz="8" w:space="0" w:color="000000"/>
-              <w:start w:val="single" w:sz="8" w:space="0" w:color="000000"/>
-              <w:bottom w:val="single" w:sz="8" w:space="0" w:color="000000"/>
-              <w:end w:val="single" w:sz="8" w:space="0" w:color="000000"/>
-            </w:tcBorders>
-          </w:tcPr>
-          <w:p>
-            <w:pPr>
-              <w:pStyle w:val="Normal"/>
-              <w:widowControl w:val="false"/>
-              <w:rPr/>
-            </w:pPr>
-            <w:r>
-              <w:rPr/>
+            <w:tcW w:w="2115" w:type="dxa"/>
+            <w:tcMar>
+              <w:top w:w="100" w:type="dxa"/>
+              <w:left w:w="100" w:type="dxa"/>
+              <w:bottom w:w="100" w:type="dxa"/>
+              <w:right w:w="100" w:type="dxa"/>
+            </w:tcMar>
+          </w:tcPr>
+          <w:p>
+            <w:pPr>
+              <w:widowControl w:val="0"/>
+            </w:pPr>
+            <w:r>
               <w:t>1 specimen</w:t>
             </w:r>
           </w:p>
         </w:tc>
         <w:tc>
           <w:tcPr>
-            <w:tcW w:w="1066" w:type="dxa"/>
-            <w:tcBorders>
-              <w:top w:val="single" w:sz="8" w:space="0" w:color="000000"/>
-              <w:start w:val="single" w:sz="8" w:space="0" w:color="000000"/>
-              <w:bottom w:val="single" w:sz="8" w:space="0" w:color="000000"/>
-              <w:end w:val="single" w:sz="8" w:space="0" w:color="000000"/>
-            </w:tcBorders>
-          </w:tcPr>
-          <w:p>
-            <w:pPr>
-              <w:pStyle w:val="Normal"/>
-              <w:widowControl w:val="false"/>
-              <w:rPr/>
-            </w:pPr>
-            <w:r>
-              <w:rPr/>
+            <w:tcW w:w="1065" w:type="dxa"/>
+            <w:tcMar>
+              <w:top w:w="100" w:type="dxa"/>
+              <w:left w:w="100" w:type="dxa"/>
+              <w:bottom w:w="100" w:type="dxa"/>
+              <w:right w:w="100" w:type="dxa"/>
+            </w:tcMar>
+          </w:tcPr>
+          <w:p>
+            <w:pPr>
+              <w:widowControl w:val="0"/>
+            </w:pPr>
+            <w:r>
               <w:t>149</w:t>
             </w:r>
           </w:p>
         </w:tc>
         <w:tc>
           <w:tcPr>
-            <w:tcW w:w="1079" w:type="dxa"/>
-            <w:tcBorders>
-              <w:top w:val="single" w:sz="8" w:space="0" w:color="000000"/>
-              <w:start w:val="single" w:sz="8" w:space="0" w:color="000000"/>
-              <w:bottom w:val="single" w:sz="8" w:space="0" w:color="000000"/>
-              <w:end w:val="single" w:sz="8" w:space="0" w:color="000000"/>
-            </w:tcBorders>
-          </w:tcPr>
-          <w:p>
-            <w:pPr>
-              <w:pStyle w:val="Normal"/>
-              <w:widowControl w:val="false"/>
-              <w:rPr/>
-            </w:pPr>
-            <w:r>
-              <w:rPr/>
+            <w:tcW w:w="1080" w:type="dxa"/>
+            <w:tcMar>
+              <w:top w:w="100" w:type="dxa"/>
+              <w:left w:w="100" w:type="dxa"/>
+              <w:bottom w:w="100" w:type="dxa"/>
+              <w:right w:w="100" w:type="dxa"/>
+            </w:tcMar>
+          </w:tcPr>
+          <w:p>
+            <w:pPr>
+              <w:widowControl w:val="0"/>
+            </w:pPr>
+            <w:r>
               <w:t>50</w:t>
             </w:r>
           </w:p>
@@ -413,40 +372,35 @@
         <w:tc>
           <w:tcPr>
             <w:tcW w:w="1320" w:type="dxa"/>
-            <w:tcBorders>
-              <w:top w:val="single" w:sz="8" w:space="0" w:color="000000"/>
-              <w:start w:val="single" w:sz="8" w:space="0" w:color="000000"/>
-              <w:bottom w:val="single" w:sz="8" w:space="0" w:color="000000"/>
-              <w:end w:val="single" w:sz="8" w:space="0" w:color="000000"/>
-            </w:tcBorders>
-          </w:tcPr>
-          <w:p>
-            <w:pPr>
-              <w:pStyle w:val="Normal"/>
-              <w:widowControl w:val="false"/>
-              <w:rPr/>
-            </w:pPr>
-            <w:r>
-              <w:rPr/>
+            <w:tcMar>
+              <w:top w:w="100" w:type="dxa"/>
+              <w:left w:w="100" w:type="dxa"/>
+              <w:bottom w:w="100" w:type="dxa"/>
+              <w:right w:w="100" w:type="dxa"/>
+            </w:tcMar>
+          </w:tcPr>
+          <w:p>
+            <w:pPr>
+              <w:widowControl w:val="0"/>
+            </w:pPr>
+            <w:r>
               <w:t>50</w:t>
             </w:r>
           </w:p>
         </w:tc>
         <w:tc>
           <w:tcPr>
-            <w:tcW w:w="1846" w:type="dxa"/>
-            <w:tcBorders>
-              <w:top w:val="single" w:sz="8" w:space="0" w:color="000000"/>
-              <w:start w:val="single" w:sz="8" w:space="0" w:color="000000"/>
-              <w:bottom w:val="single" w:sz="8" w:space="0" w:color="000000"/>
-              <w:end w:val="single" w:sz="8" w:space="0" w:color="000000"/>
-            </w:tcBorders>
-          </w:tcPr>
-          <w:p>
-            <w:pPr>
-              <w:pStyle w:val="Normal"/>
-              <w:widowControl w:val="false"/>
-              <w:rPr/>
+            <w:tcW w:w="1845" w:type="dxa"/>
+            <w:tcMar>
+              <w:top w:w="100" w:type="dxa"/>
+              <w:left w:w="100" w:type="dxa"/>
+              <w:bottom w:w="100" w:type="dxa"/>
+              <w:right w:w="100" w:type="dxa"/>
+            </w:tcMar>
+          </w:tcPr>
+          <w:p>
+            <w:pPr>
+              <w:widowControl w:val="0"/>
             </w:pPr>
             <w:r>
               <w:rPr>
@@ -459,110 +413,95 @@
         </w:tc>
       </w:tr>
       <w:tr>
-        <w:trPr/>
-        <w:tc>
-          <w:tcPr>
-            <w:tcW w:w="1199" w:type="dxa"/>
-            <w:tcBorders>
-              <w:top w:val="single" w:sz="8" w:space="0" w:color="000000"/>
-              <w:start w:val="single" w:sz="8" w:space="0" w:color="000000"/>
-              <w:bottom w:val="single" w:sz="8" w:space="0" w:color="000000"/>
-              <w:end w:val="single" w:sz="8" w:space="0" w:color="000000"/>
-            </w:tcBorders>
-          </w:tcPr>
-          <w:p>
-            <w:pPr>
-              <w:pStyle w:val="Normal"/>
-              <w:widowControl w:val="false"/>
-              <w:rPr/>
-            </w:pPr>
-            <w:r>
-              <w:rPr/>
+        <w:tc>
+          <w:tcPr>
+            <w:tcW w:w="1200" w:type="dxa"/>
+            <w:tcMar>
+              <w:top w:w="100" w:type="dxa"/>
+              <w:left w:w="100" w:type="dxa"/>
+              <w:bottom w:w="100" w:type="dxa"/>
+              <w:right w:w="100" w:type="dxa"/>
+            </w:tcMar>
+          </w:tcPr>
+          <w:p>
+            <w:pPr>
+              <w:widowControl w:val="0"/>
+            </w:pPr>
+            <w:r>
               <w:t>iris.data / data.csv (canonical DOI)</w:t>
             </w:r>
           </w:p>
         </w:tc>
         <w:tc>
           <w:tcPr>
-            <w:tcW w:w="2041" w:type="dxa"/>
-            <w:tcBorders>
-              <w:top w:val="single" w:sz="8" w:space="0" w:color="000000"/>
-              <w:start w:val="single" w:sz="8" w:space="0" w:color="000000"/>
-              <w:bottom w:val="single" w:sz="8" w:space="0" w:color="000000"/>
-              <w:end w:val="single" w:sz="8" w:space="0" w:color="000000"/>
-            </w:tcBorders>
-          </w:tcPr>
-          <w:p>
-            <w:pPr>
-              <w:pStyle w:val="Normal"/>
-              <w:widowControl w:val="false"/>
-              <w:rPr/>
-            </w:pPr>
-            <w:r>
-              <w:rPr/>
+            <w:tcW w:w="2040" w:type="dxa"/>
+            <w:tcMar>
+              <w:top w:w="100" w:type="dxa"/>
+              <w:left w:w="100" w:type="dxa"/>
+              <w:bottom w:w="100" w:type="dxa"/>
+              <w:right w:w="100" w:type="dxa"/>
+            </w:tcMar>
+          </w:tcPr>
+          <w:p>
+            <w:pPr>
+              <w:widowControl w:val="0"/>
+            </w:pPr>
+            <w:r>
               <w:t>35, 38, 143</w:t>
             </w:r>
           </w:p>
         </w:tc>
         <w:tc>
           <w:tcPr>
-            <w:tcW w:w="2114" w:type="dxa"/>
-            <w:tcBorders>
-              <w:top w:val="single" w:sz="8" w:space="0" w:color="000000"/>
-              <w:start w:val="single" w:sz="8" w:space="0" w:color="000000"/>
-              <w:bottom w:val="single" w:sz="8" w:space="0" w:color="000000"/>
-              <w:end w:val="single" w:sz="8" w:space="0" w:color="000000"/>
-            </w:tcBorders>
-          </w:tcPr>
-          <w:p>
-            <w:pPr>
-              <w:pStyle w:val="Normal"/>
-              <w:widowControl w:val="false"/>
-              <w:rPr/>
-            </w:pPr>
-            <w:r>
-              <w:rPr/>
+            <w:tcW w:w="2115" w:type="dxa"/>
+            <w:tcMar>
+              <w:top w:w="100" w:type="dxa"/>
+              <w:left w:w="100" w:type="dxa"/>
+              <w:bottom w:w="100" w:type="dxa"/>
+              <w:right w:w="100" w:type="dxa"/>
+            </w:tcMar>
+          </w:tcPr>
+          <w:p>
+            <w:pPr>
+              <w:widowControl w:val="0"/>
+            </w:pPr>
+            <w:r>
               <w:t>35, 38, 143</w:t>
             </w:r>
           </w:p>
         </w:tc>
         <w:tc>
           <w:tcPr>
-            <w:tcW w:w="1066" w:type="dxa"/>
-            <w:tcBorders>
-              <w:top w:val="single" w:sz="8" w:space="0" w:color="000000"/>
-              <w:start w:val="single" w:sz="8" w:space="0" w:color="000000"/>
-              <w:bottom w:val="single" w:sz="8" w:space="0" w:color="000000"/>
-              <w:end w:val="single" w:sz="8" w:space="0" w:color="000000"/>
-            </w:tcBorders>
-          </w:tcPr>
-          <w:p>
-            <w:pPr>
-              <w:pStyle w:val="Normal"/>
-              <w:widowControl w:val="false"/>
-              <w:rPr/>
-            </w:pPr>
-            <w:r>
-              <w:rPr/>
+            <w:tcW w:w="1065" w:type="dxa"/>
+            <w:tcMar>
+              <w:top w:w="100" w:type="dxa"/>
+              <w:left w:w="100" w:type="dxa"/>
+              <w:bottom w:w="100" w:type="dxa"/>
+              <w:right w:w="100" w:type="dxa"/>
+            </w:tcMar>
+          </w:tcPr>
+          <w:p>
+            <w:pPr>
+              <w:widowControl w:val="0"/>
+            </w:pPr>
+            <w:r>
               <w:t>147</w:t>
             </w:r>
           </w:p>
         </w:tc>
         <w:tc>
           <w:tcPr>
-            <w:tcW w:w="1079" w:type="dxa"/>
-            <w:tcBorders>
-              <w:top w:val="single" w:sz="8" w:space="0" w:color="000000"/>
-              <w:start w:val="single" w:sz="8" w:space="0" w:color="000000"/>
-              <w:bottom w:val="single" w:sz="8" w:space="0" w:color="000000"/>
-              <w:end w:val="single" w:sz="8" w:space="0" w:color="000000"/>
-            </w:tcBorders>
-          </w:tcPr>
-          <w:p>
-            <w:pPr>
-              <w:pStyle w:val="Normal"/>
-              <w:widowControl w:val="false"/>
-              <w:rPr/>
+            <w:tcW w:w="1080" w:type="dxa"/>
+            <w:tcMar>
+              <w:top w:w="100" w:type="dxa"/>
+              <w:left w:w="100" w:type="dxa"/>
+              <w:bottom w:w="100" w:type="dxa"/>
+              <w:right w:w="100" w:type="dxa"/>
+            </w:tcMar>
+          </w:tcPr>
+          <w:p>
+            <w:pPr>
+              <w:widowControl w:val="0"/>
             </w:pPr>
             <w:r>
               <w:rPr>
@@ -576,40 +515,35 @@
         <w:tc>
           <w:tcPr>
             <w:tcW w:w="1320" w:type="dxa"/>
-            <w:tcBorders>
-              <w:top w:val="single" w:sz="8" w:space="0" w:color="000000"/>
-              <w:start w:val="single" w:sz="8" w:space="0" w:color="000000"/>
-              <w:bottom w:val="single" w:sz="8" w:space="0" w:color="000000"/>
-              <w:end w:val="single" w:sz="8" w:space="0" w:color="000000"/>
-            </w:tcBorders>
-          </w:tcPr>
-          <w:p>
-            <w:pPr>
-              <w:pStyle w:val="Normal"/>
-              <w:widowControl w:val="false"/>
-              <w:rPr/>
-            </w:pPr>
-            <w:r>
-              <w:rPr/>
+            <w:tcMar>
+              <w:top w:w="100" w:type="dxa"/>
+              <w:left w:w="100" w:type="dxa"/>
+              <w:bottom w:w="100" w:type="dxa"/>
+              <w:right w:w="100" w:type="dxa"/>
+            </w:tcMar>
+          </w:tcPr>
+          <w:p>
+            <w:pPr>
+              <w:widowControl w:val="0"/>
+            </w:pPr>
+            <w:r>
               <w:t>50</w:t>
             </w:r>
           </w:p>
         </w:tc>
         <w:tc>
           <w:tcPr>
-            <w:tcW w:w="1846" w:type="dxa"/>
-            <w:tcBorders>
-              <w:top w:val="single" w:sz="8" w:space="0" w:color="000000"/>
-              <w:start w:val="single" w:sz="8" w:space="0" w:color="000000"/>
-              <w:bottom w:val="single" w:sz="8" w:space="0" w:color="000000"/>
-              <w:end w:val="single" w:sz="8" w:space="0" w:color="000000"/>
-            </w:tcBorders>
-          </w:tcPr>
-          <w:p>
-            <w:pPr>
-              <w:pStyle w:val="Normal"/>
-              <w:widowControl w:val="false"/>
-              <w:rPr/>
+            <w:tcW w:w="1845" w:type="dxa"/>
+            <w:tcMar>
+              <w:top w:w="100" w:type="dxa"/>
+              <w:left w:w="100" w:type="dxa"/>
+              <w:bottom w:w="100" w:type="dxa"/>
+              <w:right w:w="100" w:type="dxa"/>
+            </w:tcMar>
+          </w:tcPr>
+          <w:p>
+            <w:pPr>
+              <w:widowControl w:val="0"/>
             </w:pPr>
             <w:r>
               <w:rPr>
@@ -622,113 +556,97 @@
         </w:tc>
       </w:tr>
       <w:tr>
-        <w:trPr/>
-        <w:tc>
-          <w:tcPr>
-            <w:tcW w:w="1199" w:type="dxa"/>
-            <w:tcBorders>
-              <w:top w:val="single" w:sz="8" w:space="0" w:color="000000"/>
-              <w:start w:val="single" w:sz="8" w:space="0" w:color="000000"/>
-              <w:bottom w:val="single" w:sz="8" w:space="0" w:color="000000"/>
-              <w:end w:val="single" w:sz="8" w:space="0" w:color="000000"/>
-            </w:tcBorders>
-          </w:tcPr>
-          <w:p>
-            <w:pPr>
-              <w:pStyle w:val="Normal"/>
-              <w:widowControl w:val="false"/>
-              <w:rPr/>
-            </w:pPr>
-            <w:r>
-              <w:rPr/>
+        <w:tc>
+          <w:tcPr>
+            <w:tcW w:w="1200" w:type="dxa"/>
+            <w:tcMar>
+              <w:top w:w="100" w:type="dxa"/>
+              <w:left w:w="100" w:type="dxa"/>
+              <w:bottom w:w="100" w:type="dxa"/>
+              <w:right w:w="100" w:type="dxa"/>
+            </w:tcMar>
+          </w:tcPr>
+          <w:p>
+            <w:pPr>
+              <w:widowControl w:val="0"/>
+            </w:pPr>
+            <w:r>
               <w:t>bezdekIris.data</w:t>
             </w:r>
           </w:p>
         </w:tc>
         <w:tc>
           <w:tcPr>
-            <w:tcW w:w="2041" w:type="dxa"/>
-            <w:tcBorders>
-              <w:top w:val="single" w:sz="8" w:space="0" w:color="000000"/>
-              <w:start w:val="single" w:sz="8" w:space="0" w:color="000000"/>
-              <w:bottom w:val="single" w:sz="8" w:space="0" w:color="000000"/>
-              <w:end w:val="single" w:sz="8" w:space="0" w:color="000000"/>
-            </w:tcBorders>
-          </w:tcPr>
-          <w:p>
-            <w:pPr>
-              <w:pStyle w:val="Normal"/>
-              <w:widowControl w:val="false"/>
-              <w:rPr/>
-            </w:pPr>
-            <w:r>
-              <w:rPr/>
+            <w:tcW w:w="2040" w:type="dxa"/>
+            <w:tcMar>
+              <w:top w:w="100" w:type="dxa"/>
+              <w:left w:w="100" w:type="dxa"/>
+              <w:bottom w:w="100" w:type="dxa"/>
+              <w:right w:w="100" w:type="dxa"/>
+            </w:tcMar>
+          </w:tcPr>
+          <w:p>
+            <w:pPr>
+              <w:widowControl w:val="0"/>
+            </w:pPr>
+            <w:r>
               <w:t>143</w:t>
             </w:r>
           </w:p>
         </w:tc>
         <w:tc>
           <w:tcPr>
-            <w:tcW w:w="2114" w:type="dxa"/>
-            <w:tcBorders>
-              <w:top w:val="single" w:sz="8" w:space="0" w:color="000000"/>
-              <w:start w:val="single" w:sz="8" w:space="0" w:color="000000"/>
-              <w:bottom w:val="single" w:sz="8" w:space="0" w:color="000000"/>
-              <w:end w:val="single" w:sz="8" w:space="0" w:color="000000"/>
-            </w:tcBorders>
-          </w:tcPr>
-          <w:p>
-            <w:pPr>
-              <w:pStyle w:val="Normal"/>
-              <w:widowControl w:val="false"/>
-              <w:rPr/>
-            </w:pPr>
-            <w:r>
-              <w:rPr/>
+            <w:tcW w:w="2115" w:type="dxa"/>
+            <w:tcMar>
+              <w:top w:w="100" w:type="dxa"/>
+              <w:left w:w="100" w:type="dxa"/>
+              <w:bottom w:w="100" w:type="dxa"/>
+              <w:right w:w="100" w:type="dxa"/>
+            </w:tcMar>
+          </w:tcPr>
+          <w:p>
+            <w:pPr>
+              <w:widowControl w:val="0"/>
+            </w:pPr>
+            <w:r>
               <w:t>143</w:t>
             </w:r>
           </w:p>
         </w:tc>
         <w:tc>
           <w:tcPr>
-            <w:tcW w:w="1066" w:type="dxa"/>
-            <w:tcBorders>
-              <w:top w:val="single" w:sz="8" w:space="0" w:color="000000"/>
-              <w:start w:val="single" w:sz="8" w:space="0" w:color="000000"/>
-              <w:bottom w:val="single" w:sz="8" w:space="0" w:color="000000"/>
-              <w:end w:val="single" w:sz="8" w:space="0" w:color="000000"/>
-            </w:tcBorders>
-          </w:tcPr>
-          <w:p>
-            <w:pPr>
-              <w:pStyle w:val="Normal"/>
-              <w:widowControl w:val="false"/>
-              <w:rPr/>
-            </w:pPr>
-            <w:r>
-              <w:rPr/>
+            <w:tcW w:w="1065" w:type="dxa"/>
+            <w:tcMar>
+              <w:top w:w="100" w:type="dxa"/>
+              <w:left w:w="100" w:type="dxa"/>
+              <w:bottom w:w="100" w:type="dxa"/>
+              <w:right w:w="100" w:type="dxa"/>
+            </w:tcMar>
+          </w:tcPr>
+          <w:p>
+            <w:pPr>
+              <w:widowControl w:val="0"/>
+            </w:pPr>
+            <w:r>
               <w:t>149</w:t>
             </w:r>
           </w:p>
         </w:tc>
         <w:tc>
           <w:tcPr>
-            <w:tcW w:w="1079" w:type="dxa"/>
-            <w:tcBorders>
-              <w:top w:val="single" w:sz="8" w:space="0" w:color="000000"/>
-              <w:start w:val="single" w:sz="8" w:space="0" w:color="000000"/>
-              <w:bottom w:val="single" w:sz="8" w:space="0" w:color="000000"/>
-              <w:end w:val="single" w:sz="8" w:space="0" w:color="000000"/>
-            </w:tcBorders>
-          </w:tcPr>
-          <w:p>
-            <w:pPr>
-              <w:pStyle w:val="Normal"/>
-              <w:widowControl w:val="false"/>
-              <w:rPr/>
-            </w:pPr>
-            <w:r>
-              <w:rPr/>
+            <w:tcW w:w="1080" w:type="dxa"/>
+            <w:tcMar>
+              <w:top w:w="100" w:type="dxa"/>
+              <w:left w:w="100" w:type="dxa"/>
+              <w:bottom w:w="100" w:type="dxa"/>
+              <w:right w:w="100" w:type="dxa"/>
+            </w:tcMar>
+          </w:tcPr>
+          <w:p>
+            <w:pPr>
+              <w:widowControl w:val="0"/>
+            </w:pPr>
+            <w:r>
               <w:t>50</w:t>
             </w:r>
           </w:p>
@@ -736,40 +654,35 @@
         <w:tc>
           <w:tcPr>
             <w:tcW w:w="1320" w:type="dxa"/>
-            <w:tcBorders>
-              <w:top w:val="single" w:sz="8" w:space="0" w:color="000000"/>
-              <w:start w:val="single" w:sz="8" w:space="0" w:color="000000"/>
-              <w:bottom w:val="single" w:sz="8" w:space="0" w:color="000000"/>
-              <w:end w:val="single" w:sz="8" w:space="0" w:color="000000"/>
-            </w:tcBorders>
-          </w:tcPr>
-          <w:p>
-            <w:pPr>
-              <w:pStyle w:val="Normal"/>
-              <w:widowControl w:val="false"/>
-              <w:rPr/>
-            </w:pPr>
-            <w:r>
-              <w:rPr/>
+            <w:tcMar>
+              <w:top w:w="100" w:type="dxa"/>
+              <w:left w:w="100" w:type="dxa"/>
+              <w:bottom w:w="100" w:type="dxa"/>
+              <w:right w:w="100" w:type="dxa"/>
+            </w:tcMar>
+          </w:tcPr>
+          <w:p>
+            <w:pPr>
+              <w:widowControl w:val="0"/>
+            </w:pPr>
+            <w:r>
               <w:t>50</w:t>
             </w:r>
           </w:p>
         </w:tc>
         <w:tc>
           <w:tcPr>
-            <w:tcW w:w="1846" w:type="dxa"/>
-            <w:tcBorders>
-              <w:top w:val="single" w:sz="8" w:space="0" w:color="000000"/>
-              <w:start w:val="single" w:sz="8" w:space="0" w:color="000000"/>
-              <w:bottom w:val="single" w:sz="8" w:space="0" w:color="000000"/>
-              <w:end w:val="single" w:sz="8" w:space="0" w:color="000000"/>
-            </w:tcBorders>
-          </w:tcPr>
-          <w:p>
-            <w:pPr>
-              <w:pStyle w:val="Normal"/>
-              <w:widowControl w:val="false"/>
-              <w:rPr/>
+            <w:tcW w:w="1845" w:type="dxa"/>
+            <w:tcMar>
+              <w:top w:w="100" w:type="dxa"/>
+              <w:left w:w="100" w:type="dxa"/>
+              <w:bottom w:w="100" w:type="dxa"/>
+              <w:right w:w="100" w:type="dxa"/>
+            </w:tcMar>
+          </w:tcPr>
+          <w:p>
+            <w:pPr>
+              <w:widowControl w:val="0"/>
             </w:pPr>
             <w:r>
               <w:rPr>
@@ -782,20 +695,8 @@
         </w:tc>
       </w:tr>
     </w:tbl>
+    <w:p/>
     <w:p>
-      <w:pPr>
-        <w:pStyle w:val="Normal"/>
-        <w:rPr/>
-      </w:pPr>
-      <w:r>
-        <w:rPr/>
-      </w:r>
-    </w:p>
-    <w:p>
-      <w:pPr>
-        <w:pStyle w:val="Normal"/>
-        <w:rPr/>
-      </w:pPr>
       <w:r>
         <w:rPr>
           <w:b/>
@@ -804,8 +705,17 @@
         <w:t>Why virginica never moves</w:t>
       </w:r>
       <w:r>
-        <w:rPr/>
-        <w:t xml:space="preserve">: the canonical file's corruption is at setosa rows 35/38 (collapsed onto row 10). Row 143 is the duplicate that a dedup function always deletes: </w:t>
+        <w:t xml:space="preserve">: the canonical file's corruption is at </w:t>
+      </w:r>
+      <w:r>
+        <w:rPr>
+          <w:i/>
+          <w:iCs/>
+        </w:rPr>
+        <w:t>setosa</w:t>
+      </w:r>
+      <w:r>
+        <w:t xml:space="preserve"> rows 35/38 (collapsed onto row 10). Row 143 is the duplicate that dedup always deletes: </w:t>
       </w:r>
       <w:r>
         <w:rPr>
@@ -815,11 +725,45 @@
         <w:t>I. virginica</w:t>
       </w:r>
       <w:r>
-        <w:rPr/>
         <w:t xml:space="preserve"> (5.8, 2.7, 5.1, 1.9, twice-printed in Fisher's own table). </w:t>
+      </w:r>
+      <w:r>
         <w:br/>
+      </w:r>
+      <w:r>
         <w:br/>
-        <w:t xml:space="preserve">dedup always removes exactly one genuine virginica specimen — Fisher's own double-count — in every lineage. The canonical file's extra deletions (35, 38) are pure setosa damage. The sequence goes: A standard deduplication applied to the canonical record deletes the two corrupted specimens and the one genuine duplicate — reducing n from 150 to 147, the </w:t>
+        <w:t xml:space="preserve">dedup always removes exactly one genuine virginica specimen — Fisher's own double-count — in every lineage. The canonical file's extra deletions (35, 38) are pure </w:t>
+      </w:r>
+      <w:r>
+        <w:t>I</w:t>
+      </w:r>
+      <w:r>
+        <w:rPr>
+          <w:i/>
+          <w:iCs/>
+        </w:rPr>
+        <w:t xml:space="preserve">. </w:t>
+      </w:r>
+      <w:r>
+        <w:rPr>
+          <w:i/>
+          <w:iCs/>
+        </w:rPr>
+        <w:t>setosa</w:t>
+      </w:r>
+      <w:r>
+        <w:t xml:space="preserve"> damage. </w:t>
+      </w:r>
+      <w:r>
+        <w:t>The erratum already names them: the 35th sample — 'error is in the fourth feature'; the 38th — 'errors are in the second and third features.' The erratum is a deletion list; standard hygiene executes it.</w:t>
+      </w:r>
+      <w:r>
+        <w:t xml:space="preserve"> </w:t>
+      </w:r>
+    </w:p>
+    <w:p>
+      <w:r>
+        <w:t xml:space="preserve">The sequence goes: A standard deduplication applied to the canonical record deletes the two corrupted specimens and the one genuine duplicate — reducing n from 150 to 147, the </w:t>
       </w:r>
       <w:r>
         <w:rPr>
@@ -829,7 +773,6 @@
         <w:t>I. setosa</w:t>
       </w:r>
       <w:r>
-        <w:rPr/>
         <w:t xml:space="preserve"> count from 50 to 48, and the </w:t>
       </w:r>
       <w:r>
@@ -840,7 +783,6 @@
         <w:t xml:space="preserve">I. virginica </w:t>
       </w:r>
       <w:r>
-        <w:rPr/>
         <w:t xml:space="preserve">count from 50 to 49; while the same operation on the corrected lineage removes only the duplicate (n = 149; </w:t>
       </w:r>
       <w:r>
@@ -851,7 +793,6 @@
         <w:t>I. setosa</w:t>
       </w:r>
       <w:r>
-        <w:rPr/>
         <w:t xml:space="preserve"> 50, </w:t>
       </w:r>
       <w:r>
@@ -862,7 +803,6 @@
         <w:t>I. versicolor</w:t>
       </w:r>
       <w:r>
-        <w:rPr/>
         <w:t xml:space="preserve"> 50, </w:t>
       </w:r>
       <w:r>
@@ -873,21 +813,23 @@
         <w:t>I. virginica</w:t>
       </w:r>
       <w:r>
-        <w:rPr/>
         <w:t xml:space="preserve"> 49). Mirror choice determines which of the field's most-analyzed flowers an analysis silently loses.</w:t>
       </w:r>
     </w:p>
     <w:p>
-      <w:pPr>
-        <w:pStyle w:val="Normal"/>
-        <w:rPr/>
-      </w:pPr>
-      <w:r>
-        <w:rPr/>
+      <w:r>
         <w:br/>
+      </w:r>
+      <w:r>
         <w:tab/>
+      </w:r>
+      <w:r>
         <w:tab/>
+      </w:r>
+      <w:r>
         <w:tab/>
+      </w:r>
+      <w:r>
         <w:tab/>
         <w:t>Reproducibility Block</w:t>
       </w:r>
@@ -896,350 +838,371 @@
       <w:tblPr>
         <w:tblStyle w:val="a2"/>
         <w:tblW w:w="10800" w:type="dxa"/>
-        <w:jc w:val="start"/>
         <w:tblInd w:w="0" w:type="dxa"/>
+        <w:tblBorders>
+          <w:top w:val="single" w:sz="8" w:space="0" w:color="000000"/>
+          <w:left w:val="single" w:sz="8" w:space="0" w:color="000000"/>
+          <w:bottom w:val="single" w:sz="8" w:space="0" w:color="000000"/>
+          <w:right w:val="single" w:sz="8" w:space="0" w:color="000000"/>
+          <w:insideH w:val="single" w:sz="8" w:space="0" w:color="000000"/>
+          <w:insideV w:val="single" w:sz="8" w:space="0" w:color="000000"/>
+        </w:tblBorders>
         <w:tblLayout w:type="fixed"/>
-        <w:tblCellMar>
-          <w:top w:w="100" w:type="dxa"/>
-          <w:start w:w="100" w:type="dxa"/>
-          <w:bottom w:w="100" w:type="dxa"/>
-          <w:end w:w="100" w:type="dxa"/>
-        </w:tblCellMar>
-        <w:tblLook w:noHBand="1" w:noVBand="1" w:firstColumn="0" w:lastRow="0" w:lastColumn="0" w:firstRow="0" w:val="0600"/>
+        <w:tblLook w:val="0600" w:firstRow="0" w:lastRow="0" w:firstColumn="0" w:lastColumn="0" w:noHBand="1" w:noVBand="1"/>
       </w:tblPr>
       <w:tblGrid>
         <w:gridCol w:w="10800"/>
       </w:tblGrid>
       <w:tr>
-        <w:trPr/>
         <w:tc>
           <w:tcPr>
             <w:tcW w:w="10800" w:type="dxa"/>
-            <w:tcBorders>
-              <w:top w:val="single" w:sz="8" w:space="0" w:color="000000"/>
-              <w:start w:val="single" w:sz="8" w:space="0" w:color="000000"/>
-              <w:bottom w:val="single" w:sz="8" w:space="0" w:color="000000"/>
-              <w:end w:val="single" w:sz="8" w:space="0" w:color="000000"/>
-            </w:tcBorders>
-          </w:tcPr>
-          <w:p>
-            <w:pPr>
-              <w:pStyle w:val="Normal"/>
-              <w:widowControl w:val="false"/>
-              <w:spacing w:lineRule="auto" w:line="240"/>
-              <w:rPr>
-                <w:rFonts w:ascii="Consolas" w:hAnsi="Consolas" w:eastAsia="Consolas" w:cs="Consolas"/>
-                <w:sz w:val="18"/>
-                <w:szCs w:val="18"/>
-              </w:rPr>
-            </w:pPr>
-            <w:sdt>
-              <w:sdtPr>
-                <w:tag w:val="goog_rdk_0"/>
-                <w:id w:val="-319373696"/>
-                <w:lock w:val="contentLocked"/>
-                <w:text/>
-              </w:sdtPr>
-              <w:sdtContent>
-                <w:r>
+            <w:tcMar>
+              <w:top w:w="100" w:type="dxa"/>
+              <w:left w:w="100" w:type="dxa"/>
+              <w:bottom w:w="100" w:type="dxa"/>
+              <w:right w:w="100" w:type="dxa"/>
+            </w:tcMar>
+          </w:tcPr>
+          <w:sdt>
+            <w:sdtPr>
+              <w:tag w:val="goog_rdk_0"/>
+              <w:id w:val="1564029214"/>
+              <w:lock w:val="contentLocked"/>
+            </w:sdtPr>
+            <w:sdtContent>
+              <w:p>
+                <w:pPr>
+                  <w:widowControl w:val="0"/>
+                  <w:spacing w:line="240" w:lineRule="auto"/>
                   <w:rPr>
-                    <w:rFonts w:eastAsia="Consolas" w:cs="Consolas" w:ascii="Consolas" w:hAnsi="Consolas"/>
+                    <w:rFonts w:ascii="Consolas" w:eastAsia="Consolas" w:hAnsi="Consolas" w:cs="Consolas"/>
                     <w:sz w:val="18"/>
                     <w:szCs w:val="18"/>
                   </w:rPr>
-                </w:r>
+                </w:pPr>
                 <w:r>
                   <w:rPr>
-                    <w:rFonts w:eastAsia="Consolas" w:cs="Consolas" w:ascii="Consolas" w:hAnsi="Consolas"/>
+                    <w:rFonts w:ascii="Consolas" w:eastAsia="Consolas" w:hAnsi="Consolas" w:cs="Consolas"/>
                     <w:sz w:val="18"/>
                     <w:szCs w:val="18"/>
                   </w:rPr>
                   <w:t>r</w:t>
+                </w:r>
+                <w:r>
+                  <w:rPr>
+                    <w:rFonts w:ascii="Consolas" w:eastAsia="Consolas" w:hAnsi="Consolas" w:cs="Consolas"/>
+                    <w:sz w:val="18"/>
+                    <w:szCs w:val="18"/>
+                  </w:rPr>
                   <w:br/>
                   <w:t>d1 &lt;- read.csv(url(".../iris.data"), header = FALSE)</w:t>
                 </w:r>
-              </w:sdtContent>
-            </w:sdt>
-          </w:p>
-          <w:p>
-            <w:pPr>
-              <w:pStyle w:val="Normal"/>
-              <w:widowControl w:val="false"/>
-              <w:spacing w:lineRule="auto" w:line="240"/>
-              <w:rPr>
-                <w:rFonts w:ascii="Consolas" w:hAnsi="Consolas" w:eastAsia="Consolas" w:cs="Consolas"/>
-                <w:sz w:val="18"/>
-                <w:szCs w:val="18"/>
-              </w:rPr>
-            </w:pPr>
-            <w:r>
-              <w:rPr>
-                <w:rFonts w:eastAsia="Consolas" w:cs="Consolas" w:ascii="Consolas" w:hAnsi="Consolas"/>
-                <w:sz w:val="18"/>
-                <w:szCs w:val="18"/>
-              </w:rPr>
-              <w:t>d2 &lt;- read.csv(url(".../bezdekIris.data"), header = FALSE)</w:t>
-            </w:r>
-          </w:p>
-          <w:p>
-            <w:pPr>
-              <w:pStyle w:val="Normal"/>
-              <w:widowControl w:val="false"/>
-              <w:spacing w:lineRule="auto" w:line="240"/>
-              <w:rPr>
-                <w:rFonts w:ascii="Consolas" w:hAnsi="Consolas" w:eastAsia="Consolas" w:cs="Consolas"/>
-                <w:sz w:val="18"/>
-                <w:szCs w:val="18"/>
-              </w:rPr>
-            </w:pPr>
-            <w:r>
-              <w:rPr>
-                <w:rFonts w:eastAsia="Consolas" w:cs="Consolas" w:ascii="Consolas" w:hAnsi="Consolas"/>
-                <w:sz w:val="18"/>
-                <w:szCs w:val="18"/>
-              </w:rPr>
-              <w:t>which(duplicated(d1)); which(duplicated(d2)); which(duplicated(iris))</w:t>
-            </w:r>
-          </w:p>
-          <w:p>
-            <w:pPr>
-              <w:pStyle w:val="Normal"/>
-              <w:widowControl w:val="false"/>
-              <w:spacing w:lineRule="auto" w:line="240"/>
-              <w:rPr>
-                <w:rFonts w:ascii="Consolas" w:hAnsi="Consolas" w:eastAsia="Consolas" w:cs="Consolas"/>
-                <w:sz w:val="18"/>
-                <w:szCs w:val="18"/>
-              </w:rPr>
-            </w:pPr>
-            <w:r>
-              <w:rPr>
-                <w:rFonts w:eastAsia="Consolas" w:cs="Consolas" w:ascii="Consolas" w:hAnsi="Consolas"/>
-                <w:sz w:val="18"/>
-                <w:szCs w:val="18"/>
-              </w:rPr>
-              <w:t>table(d1$V5[!duplicated(d1)])   # setosa 48, versicolor 50, virginica 49</w:t>
-            </w:r>
-          </w:p>
-          <w:p>
-            <w:pPr>
-              <w:pStyle w:val="Normal"/>
-              <w:widowControl w:val="false"/>
-              <w:spacing w:lineRule="auto" w:line="240"/>
-              <w:rPr>
-                <w:rFonts w:ascii="Consolas" w:hAnsi="Consolas" w:eastAsia="Consolas" w:cs="Consolas"/>
-                <w:sz w:val="18"/>
-                <w:szCs w:val="18"/>
-              </w:rPr>
-            </w:pPr>
-            <w:r>
-              <w:rPr>
-                <w:rFonts w:eastAsia="Consolas" w:cs="Consolas" w:ascii="Consolas" w:hAnsi="Consolas"/>
-                <w:sz w:val="18"/>
-                <w:szCs w:val="18"/>
-              </w:rPr>
-              <w:t>table(d2$V5[!duplicated(d2)])   # setosa 50, versicolor 50, virginica 49</w:t>
-            </w:r>
-          </w:p>
-          <w:p>
-            <w:pPr>
-              <w:pStyle w:val="Normal"/>
-              <w:widowControl w:val="false"/>
-              <w:spacing w:lineRule="auto" w:line="240"/>
-              <w:rPr>
-                <w:rFonts w:ascii="Consolas" w:hAnsi="Consolas" w:eastAsia="Consolas" w:cs="Consolas"/>
-                <w:sz w:val="18"/>
-                <w:szCs w:val="18"/>
-              </w:rPr>
-            </w:pPr>
-            <w:r>
-              <w:rPr>
-                <w:rFonts w:eastAsia="Consolas" w:cs="Consolas" w:ascii="Consolas" w:hAnsi="Consolas"/>
-                <w:sz w:val="18"/>
-                <w:szCs w:val="18"/>
-              </w:rPr>
-              <w:t>table(iris$Species[!duplicated(iris)])</w:t>
-            </w:r>
-          </w:p>
-          <w:p>
-            <w:pPr>
-              <w:pStyle w:val="Normal"/>
-              <w:widowControl w:val="false"/>
-              <w:pBdr/>
-              <w:spacing w:lineRule="auto" w:line="240"/>
-              <w:rPr>
-                <w:rFonts w:ascii="Consolas" w:hAnsi="Consolas" w:eastAsia="Consolas" w:cs="Consolas"/>
-                <w:sz w:val="18"/>
-                <w:szCs w:val="18"/>
-              </w:rPr>
-            </w:pPr>
-            <w:r>
-              <w:rPr>
-                <w:rFonts w:eastAsia="Consolas" w:cs="Consolas" w:ascii="Consolas" w:hAnsi="Consolas"/>
-                <w:sz w:val="18"/>
-                <w:szCs w:val="18"/>
-              </w:rPr>
-            </w:r>
-          </w:p>
+              </w:p>
+              <w:p>
+                <w:pPr>
+                  <w:widowControl w:val="0"/>
+                  <w:spacing w:line="240" w:lineRule="auto"/>
+                  <w:rPr>
+                    <w:rFonts w:ascii="Consolas" w:eastAsia="Consolas" w:hAnsi="Consolas" w:cs="Consolas"/>
+                    <w:sz w:val="18"/>
+                    <w:szCs w:val="18"/>
+                  </w:rPr>
+                </w:pPr>
+                <w:r>
+                  <w:rPr>
+                    <w:rFonts w:ascii="Consolas" w:eastAsia="Consolas" w:hAnsi="Consolas" w:cs="Consolas"/>
+                    <w:sz w:val="18"/>
+                    <w:szCs w:val="18"/>
+                  </w:rPr>
+                  <w:t>d2 &lt;- read.csv(url(".../bezdekIris.data"), header = FALSE)</w:t>
+                </w:r>
+              </w:p>
+              <w:p>
+                <w:pPr>
+                  <w:widowControl w:val="0"/>
+                  <w:spacing w:line="240" w:lineRule="auto"/>
+                  <w:rPr>
+                    <w:rFonts w:ascii="Consolas" w:eastAsia="Consolas" w:hAnsi="Consolas" w:cs="Consolas"/>
+                    <w:sz w:val="18"/>
+                    <w:szCs w:val="18"/>
+                  </w:rPr>
+                </w:pPr>
+                <w:r>
+                  <w:rPr>
+                    <w:rFonts w:ascii="Consolas" w:eastAsia="Consolas" w:hAnsi="Consolas" w:cs="Consolas"/>
+                    <w:sz w:val="18"/>
+                    <w:szCs w:val="18"/>
+                  </w:rPr>
+                  <w:t>which(duplicated(d1)); which(duplicated(d2)); which(duplicated(iris))</w:t>
+                </w:r>
+              </w:p>
+              <w:p>
+                <w:pPr>
+                  <w:widowControl w:val="0"/>
+                  <w:spacing w:line="240" w:lineRule="auto"/>
+                  <w:rPr>
+                    <w:rFonts w:ascii="Consolas" w:eastAsia="Consolas" w:hAnsi="Consolas" w:cs="Consolas"/>
+                    <w:sz w:val="18"/>
+                    <w:szCs w:val="18"/>
+                  </w:rPr>
+                </w:pPr>
+                <w:r>
+                  <w:rPr>
+                    <w:rFonts w:ascii="Consolas" w:eastAsia="Consolas" w:hAnsi="Consolas" w:cs="Consolas"/>
+                    <w:sz w:val="18"/>
+                    <w:szCs w:val="18"/>
+                  </w:rPr>
+                  <w:t>table(d1$V5[!duplicated(d1)])   # setosa 48, versicolor 50, virginica 49</w:t>
+                </w:r>
+              </w:p>
+              <w:p>
+                <w:pPr>
+                  <w:widowControl w:val="0"/>
+                  <w:spacing w:line="240" w:lineRule="auto"/>
+                  <w:rPr>
+                    <w:rFonts w:ascii="Consolas" w:eastAsia="Consolas" w:hAnsi="Consolas" w:cs="Consolas"/>
+                    <w:sz w:val="18"/>
+                    <w:szCs w:val="18"/>
+                  </w:rPr>
+                </w:pPr>
+                <w:r>
+                  <w:rPr>
+                    <w:rFonts w:ascii="Consolas" w:eastAsia="Consolas" w:hAnsi="Consolas" w:cs="Consolas"/>
+                    <w:sz w:val="18"/>
+                    <w:szCs w:val="18"/>
+                  </w:rPr>
+                  <w:t>table(d2$V5[!duplicated(d2)])   # setosa 50, versicolor 50, virginica 49</w:t>
+                </w:r>
+              </w:p>
+              <w:p>
+                <w:pPr>
+                  <w:widowControl w:val="0"/>
+                  <w:spacing w:line="240" w:lineRule="auto"/>
+                  <w:rPr>
+                    <w:rFonts w:ascii="Consolas" w:eastAsia="Consolas" w:hAnsi="Consolas" w:cs="Consolas"/>
+                    <w:sz w:val="18"/>
+                    <w:szCs w:val="18"/>
+                  </w:rPr>
+                </w:pPr>
+                <w:r>
+                  <w:rPr>
+                    <w:rFonts w:ascii="Consolas" w:eastAsia="Consolas" w:hAnsi="Consolas" w:cs="Consolas"/>
+                    <w:sz w:val="18"/>
+                    <w:szCs w:val="18"/>
+                  </w:rPr>
+                  <w:t>table(iris$Species[!duplicated(iris)])</w:t>
+                </w:r>
+              </w:p>
+              <w:p>
+                <w:pPr>
+                  <w:widowControl w:val="0"/>
+                  <w:pBdr>
+                    <w:top w:val="nil"/>
+                    <w:left w:val="nil"/>
+                    <w:bottom w:val="nil"/>
+                    <w:right w:val="nil"/>
+                    <w:between w:val="nil"/>
+                  </w:pBdr>
+                  <w:spacing w:line="240" w:lineRule="auto"/>
+                  <w:rPr>
+                    <w:rFonts w:ascii="Consolas" w:eastAsia="Consolas" w:hAnsi="Consolas" w:cs="Consolas"/>
+                    <w:sz w:val="18"/>
+                    <w:szCs w:val="18"/>
+                  </w:rPr>
+                </w:pPr>
+              </w:p>
+            </w:sdtContent>
+          </w:sdt>
         </w:tc>
       </w:tr>
     </w:tbl>
     <w:p>
       <w:pPr>
-        <w:pStyle w:val="Normal"/>
         <w:rPr>
-          <w:rFonts w:ascii="Arial" w:hAnsi="Arial" w:eastAsia="Arial" w:cs="Arial"/>
+          <w:rFonts w:ascii="Arial" w:eastAsia="Arial" w:hAnsi="Arial" w:cs="Arial"/>
         </w:rPr>
       </w:pPr>
       <w:r>
         <w:rPr>
-          <w:rFonts w:eastAsia="Arial" w:cs="Arial" w:ascii="Arial" w:hAnsi="Arial"/>
+          <w:rFonts w:ascii="Arial" w:eastAsia="Arial" w:hAnsi="Arial" w:cs="Arial"/>
         </w:rPr>
-      </w:r>
-      <w:r>
-        <w:rPr/>
+        <w:lastRenderedPageBreak/>
+        <w:br/>
       </w:r>
       <w:r>
         <w:rPr>
-          <w:rFonts w:eastAsia="Arial" w:cs="Arial" w:ascii="Arial" w:hAnsi="Arial"/>
+          <w:rFonts w:ascii="Arial" w:eastAsia="Arial" w:hAnsi="Arial" w:cs="Arial"/>
         </w:rPr>
-      </w:r>
-      <w:r>
-        <w:rPr/>
+        <w:br/>
+      </w:r>
+      <w:r>
+        <w:br/>
+      </w:r>
+      <w:r>
+        <w:rPr>
+          <w:rFonts w:ascii="Arial" w:eastAsia="Arial" w:hAnsi="Arial" w:cs="Arial"/>
+        </w:rPr>
+        <w:br/>
+      </w:r>
+      <w:r>
         <w:t>Receipts dated September 30, 2026: full outputs in the accompanying receipt file.</w:t>
       </w:r>
     </w:p>
     <w:sectPr>
-      <w:headerReference w:type="even" r:id="rId2"/>
-      <w:headerReference w:type="default" r:id="rId3"/>
-      <w:headerReference w:type="first" r:id="rId4"/>
-      <w:footerReference w:type="even" r:id="rId5"/>
-      <w:footerReference w:type="default" r:id="rId6"/>
-      <w:footerReference w:type="first" r:id="rId7"/>
-      <w:type w:val="nextPage"/>
+      <w:headerReference w:type="even" r:id="rId7"/>
+      <w:headerReference w:type="default" r:id="rId8"/>
+      <w:footerReference w:type="even" r:id="rId9"/>
+      <w:footerReference w:type="default" r:id="rId10"/>
+      <w:headerReference w:type="first" r:id="rId11"/>
+      <w:footerReference w:type="first" r:id="rId12"/>
       <w:pgSz w:w="12240" w:h="15840"/>
-      <w:pgMar w:left="720" w:right="720" w:gutter="0" w:header="720" w:top="777" w:footer="720" w:bottom="777"/>
-      <w:pgNumType w:start="1" w:fmt="decimal"/>
-      <w:formProt w:val="false"/>
-      <w:textDirection w:val="lrTb"/>
-      <w:docGrid w:type="default" w:linePitch="100" w:charSpace="0"/>
+      <w:pgMar w:top="720" w:right="720" w:bottom="720" w:left="720" w:header="720" w:footer="720" w:gutter="0"/>
+      <w:pgNumType w:start="1"/>
+      <w:cols w:space="720"/>
     </w:sectPr>
   </w:body>
 </w:document>
 </file>
 
+<file path=word/endnotes.xml><?xml version="1.0" encoding="utf-8"?>
+<w:endnotes xmlns:wpc="http://schemas.microsoft.com/office/word/2010/wordprocessingCanvas" xmlns:cx="http://schemas.microsoft.com/office/drawing/2014/chartex" xmlns:cx1="http://schemas.microsoft.com/office/drawing/2015/9/8/chartex" xmlns:cx2="http://schemas.microsoft.com/office/drawing/2015/10/21/chartex" xmlns:cx3="http://schemas.microsoft.com/office/drawing/2016/5/9/chartex" xmlns:cx4="http://schemas.microsoft.com/office/drawing/2016/5/10/chartex" xmlns:cx5="http://schemas.microsoft.com/office/drawing/2016/5/11/chartex" xmlns:cx6="http://schemas.microsoft.com/office/drawing/2016/5/12/chartex" xmlns:cx7="http://schemas.microsoft.com/office/drawing/2016/5/13/chartex" xmlns:cx8="http://schemas.microsoft.com/office/drawing/2016/5/14/chartex" xmlns:mc="http://schemas.openxmlformats.org/markup-compatibility/2006" xmlns:m="http://schemas.openxmlformats.org/officeDocument/2006/math" xmlns:aink="http://schemas.microsoft.com/office/drawing/2016/ink" xmlns:am3d="http://schemas.microsoft.com/office/drawing/2017/model3d" xmlns:oel="http://schemas.microsoft.com/office/2019/extlst" xmlns:r="http://schemas.openxmlformats.org/officeDocument/2006/relationships" xmlns:wp14="http://schemas.microsoft.com/office/word/2010/wordprocessingDrawing" xmlns:wp="http://schemas.openxmlformats.org/drawingml/2006/wordprocessingDrawing" xmlns:wpg="http://schemas.microsoft.com/office/word/2010/wordprocessingGroup" xmlns:wpi="http://schemas.microsoft.com/office/word/2010/wordprocessingInk" xmlns:wps="http://schemas.microsoft.com/office/word/2010/wordprocessingShape" xmlns:o="urn:schemas-microsoft-com:office:office" xmlns:v="urn:schemas-microsoft-com:vml" xmlns:w10="urn:schemas-microsoft-com:office:word" xmlns:w="http://schemas.openxmlformats.org/wordprocessingml/2006/main" xmlns:w14="http://schemas.microsoft.com/office/word/2010/wordml" xmlns:w15="http://schemas.microsoft.com/office/word/2012/wordml" xmlns:w16cex="http://schemas.microsoft.com/office/word/2018/wordml/cex" xmlns:w16cid="http://schemas.microsoft.com/office/word/2016/wordml/cid" xmlns:w16="http://schemas.microsoft.com/office/word/2018/wordml" xmlns:w16sdtdh="http://schemas.microsoft.com/office/word/2020/wordml/sdtdatahash" xmlns:w16sdtfl="http://schemas.microsoft.com/office/word/2024/wordml/sdtformatlock" xmlns:w16se="http://schemas.microsoft.com/office/word/2015/wordml/symex" xmlns:w16du="http://schemas.microsoft.com/office/word/2023/wordml/word16du" xmlns:wne="http://schemas.microsoft.com/office/word/2006/wordml" mc:Ignorable="w14 w15 w16se w16cid w16 w16cex w16sdtdh w16sdtfl w16du wp14">
+  <w:endnote w:type="separator" w:id="-1">
+    <w:p>
+      <w:pPr>
+        <w:spacing w:line="240" w:lineRule="auto"/>
+      </w:pPr>
+      <w:r>
+        <w:separator/>
+      </w:r>
+    </w:p>
+  </w:endnote>
+  <w:endnote w:type="continuationSeparator" w:id="0">
+    <w:p>
+      <w:pPr>
+        <w:spacing w:line="240" w:lineRule="auto"/>
+      </w:pPr>
+      <w:r>
+        <w:continuationSeparator/>
+      </w:r>
+    </w:p>
+  </w:endnote>
+</w:endnotes>
+</file>
+
 <file path=word/footer1.xml><?xml version="1.0" encoding="utf-8"?>
-<w:ftr xmlns:o="urn:schemas-microsoft-com:office:office" xmlns:r="http://schemas.openxmlformats.org/officeDocument/2006/relationships" xmlns:v="urn:schemas-microsoft-com:vml" xmlns:w="http://schemas.openxmlformats.org/wordprocessingml/2006/main" xmlns:w10="urn:schemas-microsoft-com:office:word" xmlns:wp="http://schemas.openxmlformats.org/drawingml/2006/wordprocessingDrawing" xmlns:pic="http://schemas.openxmlformats.org/drawingml/2006/picture" xmlns:wps="http://schemas.microsoft.com/office/word/2010/wordprocessingShape" xmlns:wpg="http://schemas.microsoft.com/office/word/2010/wordprocessingGroup" xmlns:mc="http://schemas.openxmlformats.org/markup-compatibility/2006" xmlns:wp14="http://schemas.microsoft.com/office/word/2010/wordprocessingDrawing" xmlns:w14="http://schemas.microsoft.com/office/word/2010/wordml" xmlns:w15="http://schemas.microsoft.com/office/word/2012/wordml" mc:Ignorable="w14 wp14 w15">
+<w:ftr xmlns:wpc="http://schemas.microsoft.com/office/word/2010/wordprocessingCanvas" xmlns:cx="http://schemas.microsoft.com/office/drawing/2014/chartex" xmlns:cx1="http://schemas.microsoft.com/office/drawing/2015/9/8/chartex" xmlns:cx2="http://schemas.microsoft.com/office/drawing/2015/10/21/chartex" xmlns:cx3="http://schemas.microsoft.com/office/drawing/2016/5/9/chartex" xmlns:cx4="http://schemas.microsoft.com/office/drawing/2016/5/10/chartex" xmlns:cx5="http://schemas.microsoft.com/office/drawing/2016/5/11/chartex" xmlns:cx6="http://schemas.microsoft.com/office/drawing/2016/5/12/chartex" xmlns:cx7="http://schemas.microsoft.com/office/drawing/2016/5/13/chartex" xmlns:cx8="http://schemas.microsoft.com/office/drawing/2016/5/14/chartex" xmlns:mc="http://schemas.openxmlformats.org/markup-compatibility/2006" xmlns:m="http://schemas.openxmlformats.org/officeDocument/2006/math" xmlns:aink="http://schemas.microsoft.com/office/drawing/2016/ink" xmlns:am3d="http://schemas.microsoft.com/office/drawing/2017/model3d" xmlns:oel="http://schemas.microsoft.com/office/2019/extlst" xmlns:r="http://schemas.openxmlformats.org/officeDocument/2006/relationships" xmlns:wp14="http://schemas.microsoft.com/office/word/2010/wordprocessingDrawing" xmlns:wp="http://schemas.openxmlformats.org/drawingml/2006/wordprocessingDrawing" xmlns:wpg="http://schemas.microsoft.com/office/word/2010/wordprocessingGroup" xmlns:wpi="http://schemas.microsoft.com/office/word/2010/wordprocessingInk" xmlns:wps="http://schemas.microsoft.com/office/word/2010/wordprocessingShape" xmlns:o="urn:schemas-microsoft-com:office:office" xmlns:v="urn:schemas-microsoft-com:vml" xmlns:w10="urn:schemas-microsoft-com:office:word" xmlns:w="http://schemas.openxmlformats.org/wordprocessingml/2006/main" xmlns:w14="http://schemas.microsoft.com/office/word/2010/wordml" xmlns:w15="http://schemas.microsoft.com/office/word/2012/wordml" xmlns:w16cex="http://schemas.microsoft.com/office/word/2018/wordml/cex" xmlns:w16cid="http://schemas.microsoft.com/office/word/2016/wordml/cid" xmlns:w16="http://schemas.microsoft.com/office/word/2018/wordml" xmlns:w16sdtdh="http://schemas.microsoft.com/office/word/2020/wordml/sdtdatahash" xmlns:w16sdtfl="http://schemas.microsoft.com/office/word/2024/wordml/sdtformatlock" xmlns:w16se="http://schemas.microsoft.com/office/word/2015/wordml/symex" xmlns:w16du="http://schemas.microsoft.com/office/word/2023/wordml/word16du" xmlns:wne="http://schemas.microsoft.com/office/word/2006/wordml" mc:Ignorable="w14 w15 w16se w16cid w16 w16cex w16sdtdh w16sdtfl w16du wp14">
   <w:p>
     <w:pPr>
       <w:pStyle w:val="Footer"/>
-      <w:rPr/>
     </w:pPr>
-    <w:r>
-      <w:rPr/>
-    </w:r>
   </w:p>
 </w:ftr>
 </file>
 
 <file path=word/footer2.xml><?xml version="1.0" encoding="utf-8"?>
-<w:ftr xmlns:o="urn:schemas-microsoft-com:office:office" xmlns:r="http://schemas.openxmlformats.org/officeDocument/2006/relationships" xmlns:v="urn:schemas-microsoft-com:vml" xmlns:w="http://schemas.openxmlformats.org/wordprocessingml/2006/main" xmlns:w10="urn:schemas-microsoft-com:office:word" xmlns:wp="http://schemas.openxmlformats.org/drawingml/2006/wordprocessingDrawing" xmlns:pic="http://schemas.openxmlformats.org/drawingml/2006/picture" xmlns:wps="http://schemas.microsoft.com/office/word/2010/wordprocessingShape" xmlns:wpg="http://schemas.microsoft.com/office/word/2010/wordprocessingGroup" xmlns:mc="http://schemas.openxmlformats.org/markup-compatibility/2006" xmlns:wp14="http://schemas.microsoft.com/office/word/2010/wordprocessingDrawing" xmlns:w14="http://schemas.microsoft.com/office/word/2010/wordml" xmlns:w15="http://schemas.microsoft.com/office/word/2012/wordml" mc:Ignorable="w14 wp14 w15">
+<w:ftr xmlns:wpc="http://schemas.microsoft.com/office/word/2010/wordprocessingCanvas" xmlns:cx="http://schemas.microsoft.com/office/drawing/2014/chartex" xmlns:cx1="http://schemas.microsoft.com/office/drawing/2015/9/8/chartex" xmlns:cx2="http://schemas.microsoft.com/office/drawing/2015/10/21/chartex" xmlns:cx3="http://schemas.microsoft.com/office/drawing/2016/5/9/chartex" xmlns:cx4="http://schemas.microsoft.com/office/drawing/2016/5/10/chartex" xmlns:cx5="http://schemas.microsoft.com/office/drawing/2016/5/11/chartex" xmlns:cx6="http://schemas.microsoft.com/office/drawing/2016/5/12/chartex" xmlns:cx7="http://schemas.microsoft.com/office/drawing/2016/5/13/chartex" xmlns:cx8="http://schemas.microsoft.com/office/drawing/2016/5/14/chartex" xmlns:mc="http://schemas.openxmlformats.org/markup-compatibility/2006" xmlns:m="http://schemas.openxmlformats.org/officeDocument/2006/math" xmlns:aink="http://schemas.microsoft.com/office/drawing/2016/ink" xmlns:am3d="http://schemas.microsoft.com/office/drawing/2017/model3d" xmlns:oel="http://schemas.microsoft.com/office/2019/extlst" xmlns:r="http://schemas.openxmlformats.org/officeDocument/2006/relationships" xmlns:wp14="http://schemas.microsoft.com/office/word/2010/wordprocessingDrawing" xmlns:wp="http://schemas.openxmlformats.org/drawingml/2006/wordprocessingDrawing" xmlns:wpg="http://schemas.microsoft.com/office/word/2010/wordprocessingGroup" xmlns:wpi="http://schemas.microsoft.com/office/word/2010/wordprocessingInk" xmlns:wps="http://schemas.microsoft.com/office/word/2010/wordprocessingShape" xmlns:o="urn:schemas-microsoft-com:office:office" xmlns:v="urn:schemas-microsoft-com:vml" xmlns:w10="urn:schemas-microsoft-com:office:word" xmlns:w="http://schemas.openxmlformats.org/wordprocessingml/2006/main" xmlns:w14="http://schemas.microsoft.com/office/word/2010/wordml" xmlns:w15="http://schemas.microsoft.com/office/word/2012/wordml" xmlns:w16cex="http://schemas.microsoft.com/office/word/2018/wordml/cex" xmlns:w16cid="http://schemas.microsoft.com/office/word/2016/wordml/cid" xmlns:w16="http://schemas.microsoft.com/office/word/2018/wordml" xmlns:w16sdtdh="http://schemas.microsoft.com/office/word/2020/wordml/sdtdatahash" xmlns:w16sdtfl="http://schemas.microsoft.com/office/word/2024/wordml/sdtformatlock" xmlns:w16se="http://schemas.microsoft.com/office/word/2015/wordml/symex" xmlns:w16du="http://schemas.microsoft.com/office/word/2023/wordml/word16du" xmlns:wne="http://schemas.microsoft.com/office/word/2006/wordml" mc:Ignorable="w14 w15 w16se w16cid w16 w16cex w16sdtdh w16sdtfl w16du wp14">
   <w:p>
     <w:pPr>
       <w:pStyle w:val="Footer"/>
-      <w:rPr/>
     </w:pPr>
-    <w:r>
-      <w:rPr/>
-    </w:r>
   </w:p>
 </w:ftr>
 </file>
 
 <file path=word/footer3.xml><?xml version="1.0" encoding="utf-8"?>
-<w:ftr xmlns:o="urn:schemas-microsoft-com:office:office" xmlns:r="http://schemas.openxmlformats.org/officeDocument/2006/relationships" xmlns:v="urn:schemas-microsoft-com:vml" xmlns:w="http://schemas.openxmlformats.org/wordprocessingml/2006/main" xmlns:w10="urn:schemas-microsoft-com:office:word" xmlns:wp="http://schemas.openxmlformats.org/drawingml/2006/wordprocessingDrawing" xmlns:pic="http://schemas.openxmlformats.org/drawingml/2006/picture" xmlns:wps="http://schemas.microsoft.com/office/word/2010/wordprocessingShape" xmlns:wpg="http://schemas.microsoft.com/office/word/2010/wordprocessingGroup" xmlns:mc="http://schemas.openxmlformats.org/markup-compatibility/2006" xmlns:wp14="http://schemas.microsoft.com/office/word/2010/wordprocessingDrawing" xmlns:w14="http://schemas.microsoft.com/office/word/2010/wordml" xmlns:w15="http://schemas.microsoft.com/office/word/2012/wordml" mc:Ignorable="w14 wp14 w15">
+<w:ftr xmlns:wpc="http://schemas.microsoft.com/office/word/2010/wordprocessingCanvas" xmlns:cx="http://schemas.microsoft.com/office/drawing/2014/chartex" xmlns:cx1="http://schemas.microsoft.com/office/drawing/2015/9/8/chartex" xmlns:cx2="http://schemas.microsoft.com/office/drawing/2015/10/21/chartex" xmlns:cx3="http://schemas.microsoft.com/office/drawing/2016/5/9/chartex" xmlns:cx4="http://schemas.microsoft.com/office/drawing/2016/5/10/chartex" xmlns:cx5="http://schemas.microsoft.com/office/drawing/2016/5/11/chartex" xmlns:cx6="http://schemas.microsoft.com/office/drawing/2016/5/12/chartex" xmlns:cx7="http://schemas.microsoft.com/office/drawing/2016/5/13/chartex" xmlns:cx8="http://schemas.microsoft.com/office/drawing/2016/5/14/chartex" xmlns:mc="http://schemas.openxmlformats.org/markup-compatibility/2006" xmlns:m="http://schemas.openxmlformats.org/officeDocument/2006/math" xmlns:aink="http://schemas.microsoft.com/office/drawing/2016/ink" xmlns:am3d="http://schemas.microsoft.com/office/drawing/2017/model3d" xmlns:oel="http://schemas.microsoft.com/office/2019/extlst" xmlns:r="http://schemas.openxmlformats.org/officeDocument/2006/relationships" xmlns:wp14="http://schemas.microsoft.com/office/word/2010/wordprocessingDrawing" xmlns:wp="http://schemas.openxmlformats.org/drawingml/2006/wordprocessingDrawing" xmlns:wpg="http://schemas.microsoft.com/office/word/2010/wordprocessingGroup" xmlns:wpi="http://schemas.microsoft.com/office/word/2010/wordprocessingInk" xmlns:wps="http://schemas.microsoft.com/office/word/2010/wordprocessingShape" xmlns:o="urn:schemas-microsoft-com:office:office" xmlns:v="urn:schemas-microsoft-com:vml" xmlns:w10="urn:schemas-microsoft-com:office:word" xmlns:w="http://schemas.openxmlformats.org/wordprocessingml/2006/main" xmlns:w14="http://schemas.microsoft.com/office/word/2010/wordml" xmlns:w15="http://schemas.microsoft.com/office/word/2012/wordml" xmlns:w16cex="http://schemas.microsoft.com/office/word/2018/wordml/cex" xmlns:w16cid="http://schemas.microsoft.com/office/word/2016/wordml/cid" xmlns:w16="http://schemas.microsoft.com/office/word/2018/wordml" xmlns:w16sdtdh="http://schemas.microsoft.com/office/word/2020/wordml/sdtdatahash" xmlns:w16sdtfl="http://schemas.microsoft.com/office/word/2024/wordml/sdtformatlock" xmlns:w16se="http://schemas.microsoft.com/office/word/2015/wordml/symex" xmlns:w16du="http://schemas.microsoft.com/office/word/2023/wordml/word16du" xmlns:wne="http://schemas.microsoft.com/office/word/2006/wordml" mc:Ignorable="w14 w15 w16se w16cid w16 w16cex w16sdtdh w16sdtfl w16du wp14">
   <w:p>
     <w:pPr>
       <w:pStyle w:val="Footer"/>
-      <w:rPr/>
     </w:pPr>
-    <w:r>
-      <w:rPr/>
-    </w:r>
   </w:p>
 </w:ftr>
 </file>
 
+<file path=word/footnotes.xml><?xml version="1.0" encoding="utf-8"?>
+<w:footnotes xmlns:wpc="http://schemas.microsoft.com/office/word/2010/wordprocessingCanvas" xmlns:cx="http://schemas.microsoft.com/office/drawing/2014/chartex" xmlns:cx1="http://schemas.microsoft.com/office/drawing/2015/9/8/chartex" xmlns:cx2="http://schemas.microsoft.com/office/drawing/2015/10/21/chartex" xmlns:cx3="http://schemas.microsoft.com/office/drawing/2016/5/9/chartex" xmlns:cx4="http://schemas.microsoft.com/office/drawing/2016/5/10/chartex" xmlns:cx5="http://schemas.microsoft.com/office/drawing/2016/5/11/chartex" xmlns:cx6="http://schemas.microsoft.com/office/drawing/2016/5/12/chartex" xmlns:cx7="http://schemas.microsoft.com/office/drawing/2016/5/13/chartex" xmlns:cx8="http://schemas.microsoft.com/office/drawing/2016/5/14/chartex" xmlns:mc="http://schemas.openxmlformats.org/markup-compatibility/2006" xmlns:m="http://schemas.openxmlformats.org/officeDocument/2006/math" xmlns:aink="http://schemas.microsoft.com/office/drawing/2016/ink" xmlns:am3d="http://schemas.microsoft.com/office/drawing/2017/model3d" xmlns:oel="http://schemas.microsoft.com/office/2019/extlst" xmlns:r="http://schemas.openxmlformats.org/officeDocument/2006/relationships" xmlns:wp14="http://schemas.microsoft.com/office/word/2010/wordprocessingDrawing" xmlns:wp="http://schemas.openxmlformats.org/drawingml/2006/wordprocessingDrawing" xmlns:wpg="http://schemas.microsoft.com/office/word/2010/wordprocessingGroup" xmlns:wpi="http://schemas.microsoft.com/office/word/2010/wordprocessingInk" xmlns:wps="http://schemas.microsoft.com/office/word/2010/wordprocessingShape" xmlns:o="urn:schemas-microsoft-com:office:office" xmlns:v="urn:schemas-microsoft-com:vml" xmlns:w10="urn:schemas-microsoft-com:office:word" xmlns:w="http://schemas.openxmlformats.org/wordprocessingml/2006/main" xmlns:w14="http://schemas.microsoft.com/office/word/2010/wordml" xmlns:w15="http://schemas.microsoft.com/office/word/2012/wordml" xmlns:w16cex="http://schemas.microsoft.com/office/word/2018/wordml/cex" xmlns:w16cid="http://schemas.microsoft.com/office/word/2016/wordml/cid" xmlns:w16="http://schemas.microsoft.com/office/word/2018/wordml" xmlns:w16sdtdh="http://schemas.microsoft.com/office/word/2020/wordml/sdtdatahash" xmlns:w16sdtfl="http://schemas.microsoft.com/office/word/2024/wordml/sdtformatlock" xmlns:w16se="http://schemas.microsoft.com/office/word/2015/wordml/symex" xmlns:w16du="http://schemas.microsoft.com/office/word/2023/wordml/word16du" xmlns:wne="http://schemas.microsoft.com/office/word/2006/wordml" mc:Ignorable="w14 w15 w16se w16cid w16 w16cex w16sdtdh w16sdtfl w16du wp14">
+  <w:footnote w:type="separator" w:id="-1">
+    <w:p>
+      <w:pPr>
+        <w:spacing w:line="240" w:lineRule="auto"/>
+      </w:pPr>
+      <w:r>
+        <w:separator/>
+      </w:r>
+    </w:p>
+  </w:footnote>
+  <w:footnote w:type="continuationSeparator" w:id="0">
+    <w:p>
+      <w:pPr>
+        <w:spacing w:line="240" w:lineRule="auto"/>
+      </w:pPr>
+      <w:r>
+        <w:continuationSeparator/>
+      </w:r>
+    </w:p>
+  </w:footnote>
+</w:footnotes>
+</file>
+
 <file path=word/header1.xml><?xml version="1.0" encoding="utf-8"?>
-<w:hdr xmlns:o="urn:schemas-microsoft-com:office:office" xmlns:r="http://schemas.openxmlformats.org/officeDocument/2006/relationships" xmlns:v="urn:schemas-microsoft-com:vml" xmlns:w="http://schemas.openxmlformats.org/wordprocessingml/2006/main" xmlns:w10="urn:schemas-microsoft-com:office:word" xmlns:wp="http://schemas.openxmlformats.org/drawingml/2006/wordprocessingDrawing" xmlns:pic="http://schemas.openxmlformats.org/drawingml/2006/picture" xmlns:wps="http://schemas.microsoft.com/office/word/2010/wordprocessingShape" xmlns:wpg="http://schemas.microsoft.com/office/word/2010/wordprocessingGroup" xmlns:mc="http://schemas.openxmlformats.org/markup-compatibility/2006" xmlns:wp14="http://schemas.microsoft.com/office/word/2010/wordprocessingDrawing" xmlns:w14="http://schemas.microsoft.com/office/word/2010/wordml" xmlns:w15="http://schemas.microsoft.com/office/word/2012/wordml" mc:Ignorable="w14 wp14 w15">
+<w:hdr xmlns:wpc="http://schemas.microsoft.com/office/word/2010/wordprocessingCanvas" xmlns:cx="http://schemas.microsoft.com/office/drawing/2014/chartex" xmlns:cx1="http://schemas.microsoft.com/office/drawing/2015/9/8/chartex" xmlns:cx2="http://schemas.microsoft.com/office/drawing/2015/10/21/chartex" xmlns:cx3="http://schemas.microsoft.com/office/drawing/2016/5/9/chartex" xmlns:cx4="http://schemas.microsoft.com/office/drawing/2016/5/10/chartex" xmlns:cx5="http://schemas.microsoft.com/office/drawing/2016/5/11/chartex" xmlns:cx6="http://schemas.microsoft.com/office/drawing/2016/5/12/chartex" xmlns:cx7="http://schemas.microsoft.com/office/drawing/2016/5/13/chartex" xmlns:cx8="http://schemas.microsoft.com/office/drawing/2016/5/14/chartex" xmlns:mc="http://schemas.openxmlformats.org/markup-compatibility/2006" xmlns:m="http://schemas.openxmlformats.org/officeDocument/2006/math" xmlns:aink="http://schemas.microsoft.com/office/drawing/2016/ink" xmlns:am3d="http://schemas.microsoft.com/office/drawing/2017/model3d" xmlns:oel="http://schemas.microsoft.com/office/2019/extlst" xmlns:r="http://schemas.openxmlformats.org/officeDocument/2006/relationships" xmlns:wp14="http://schemas.microsoft.com/office/word/2010/wordprocessingDrawing" xmlns:wp="http://schemas.openxmlformats.org/drawingml/2006/wordprocessingDrawing" xmlns:wpg="http://schemas.microsoft.com/office/word/2010/wordprocessingGroup" xmlns:wpi="http://schemas.microsoft.com/office/word/2010/wordprocessingInk" xmlns:wps="http://schemas.microsoft.com/office/word/2010/wordprocessingShape" xmlns:o="urn:schemas-microsoft-com:office:office" xmlns:v="urn:schemas-microsoft-com:vml" xmlns:w10="urn:schemas-microsoft-com:office:word" xmlns:w="http://schemas.openxmlformats.org/wordprocessingml/2006/main" xmlns:w14="http://schemas.microsoft.com/office/word/2010/wordml" xmlns:w15="http://schemas.microsoft.com/office/word/2012/wordml" xmlns:w16cex="http://schemas.microsoft.com/office/word/2018/wordml/cex" xmlns:w16cid="http://schemas.microsoft.com/office/word/2016/wordml/cid" xmlns:w16="http://schemas.microsoft.com/office/word/2018/wordml" xmlns:w16sdtdh="http://schemas.microsoft.com/office/word/2020/wordml/sdtdatahash" xmlns:w16sdtfl="http://schemas.microsoft.com/office/word/2024/wordml/sdtformatlock" xmlns:w16se="http://schemas.microsoft.com/office/word/2015/wordml/symex" xmlns:w16du="http://schemas.microsoft.com/office/word/2023/wordml/word16du" xmlns:wne="http://schemas.microsoft.com/office/word/2006/wordml" mc:Ignorable="w14 w15 w16se w16cid w16 w16cex w16sdtdh w16sdtfl w16du wp14">
   <w:p>
     <w:pPr>
       <w:pStyle w:val="Header"/>
-      <w:rPr/>
     </w:pPr>
-    <w:r>
-      <w:rPr/>
-    </w:r>
   </w:p>
 </w:hdr>
 </file>
 
 <file path=word/header2.xml><?xml version="1.0" encoding="utf-8"?>
-<w:hdr xmlns:o="urn:schemas-microsoft-com:office:office" xmlns:r="http://schemas.openxmlformats.org/officeDocument/2006/relationships" xmlns:v="urn:schemas-microsoft-com:vml" xmlns:w="http://schemas.openxmlformats.org/wordprocessingml/2006/main" xmlns:w10="urn:schemas-microsoft-com:office:word" xmlns:wp="http://schemas.openxmlformats.org/drawingml/2006/wordprocessingDrawing" xmlns:pic="http://schemas.openxmlformats.org/drawingml/2006/picture" xmlns:wps="http://schemas.microsoft.com/office/word/2010/wordprocessingShape" xmlns:wpg="http://schemas.microsoft.com/office/word/2010/wordprocessingGroup" xmlns:mc="http://schemas.openxmlformats.org/markup-compatibility/2006" xmlns:wp14="http://schemas.microsoft.com/office/word/2010/wordprocessingDrawing" xmlns:w14="http://schemas.microsoft.com/office/word/2010/wordml" xmlns:w15="http://schemas.microsoft.com/office/word/2012/wordml" mc:Ignorable="w14 wp14 w15">
+<w:hdr xmlns:wpc="http://schemas.microsoft.com/office/word/2010/wordprocessingCanvas" xmlns:cx="http://schemas.microsoft.com/office/drawing/2014/chartex" xmlns:cx1="http://schemas.microsoft.com/office/drawing/2015/9/8/chartex" xmlns:cx2="http://schemas.microsoft.com/office/drawing/2015/10/21/chartex" xmlns:cx3="http://schemas.microsoft.com/office/drawing/2016/5/9/chartex" xmlns:cx4="http://schemas.microsoft.com/office/drawing/2016/5/10/chartex" xmlns:cx5="http://schemas.microsoft.com/office/drawing/2016/5/11/chartex" xmlns:cx6="http://schemas.microsoft.com/office/drawing/2016/5/12/chartex" xmlns:cx7="http://schemas.microsoft.com/office/drawing/2016/5/13/chartex" xmlns:cx8="http://schemas.microsoft.com/office/drawing/2016/5/14/chartex" xmlns:mc="http://schemas.openxmlformats.org/markup-compatibility/2006" xmlns:m="http://schemas.openxmlformats.org/officeDocument/2006/math" xmlns:aink="http://schemas.microsoft.com/office/drawing/2016/ink" xmlns:am3d="http://schemas.microsoft.com/office/drawing/2017/model3d" xmlns:oel="http://schemas.microsoft.com/office/2019/extlst" xmlns:r="http://schemas.openxmlformats.org/officeDocument/2006/relationships" xmlns:wp14="http://schemas.microsoft.com/office/word/2010/wordprocessingDrawing" xmlns:wp="http://schemas.openxmlformats.org/drawingml/2006/wordprocessingDrawing" xmlns:wpg="http://schemas.microsoft.com/office/word/2010/wordprocessingGroup" xmlns:wpi="http://schemas.microsoft.com/office/word/2010/wordprocessingInk" xmlns:wps="http://schemas.microsoft.com/office/word/2010/wordprocessingShape" xmlns:o="urn:schemas-microsoft-com:office:office" xmlns:v="urn:schemas-microsoft-com:vml" xmlns:w10="urn:schemas-microsoft-com:office:word" xmlns:w="http://schemas.openxmlformats.org/wordprocessingml/2006/main" xmlns:w14="http://schemas.microsoft.com/office/word/2010/wordml" xmlns:w15="http://schemas.microsoft.com/office/word/2012/wordml" xmlns:w16cex="http://schemas.microsoft.com/office/word/2018/wordml/cex" xmlns:w16cid="http://schemas.microsoft.com/office/word/2016/wordml/cid" xmlns:w16="http://schemas.microsoft.com/office/word/2018/wordml" xmlns:w16sdtdh="http://schemas.microsoft.com/office/word/2020/wordml/sdtdatahash" xmlns:w16sdtfl="http://schemas.microsoft.com/office/word/2024/wordml/sdtformatlock" xmlns:w16se="http://schemas.microsoft.com/office/word/2015/wordml/symex" xmlns:w16du="http://schemas.microsoft.com/office/word/2023/wordml/word16du" xmlns:wne="http://schemas.microsoft.com/office/word/2006/wordml" mc:Ignorable="w14 w15 w16se w16cid w16 w16cex w16sdtdh w16sdtfl w16du wp14">
   <w:p>
     <w:pPr>
       <w:pStyle w:val="Header"/>
-      <w:rPr/>
     </w:pPr>
-    <w:r>
-      <w:rPr/>
-    </w:r>
   </w:p>
 </w:hdr>
 </file>
 
 <file path=word/header3.xml><?xml version="1.0" encoding="utf-8"?>
-<w:hdr xmlns:o="urn:schemas-microsoft-com:office:office" xmlns:r="http://schemas.openxmlformats.org/officeDocument/2006/relationships" xmlns:v="urn:schemas-microsoft-com:vml" xmlns:w="http://schemas.openxmlformats.org/wordprocessingml/2006/main" xmlns:w10="urn:schemas-microsoft-com:office:word" xmlns:wp="http://schemas.openxmlformats.org/drawingml/2006/wordprocessingDrawing" xmlns:pic="http://schemas.openxmlformats.org/drawingml/2006/picture" xmlns:wps="http://schemas.microsoft.com/office/word/2010/wordprocessingShape" xmlns:wpg="http://schemas.microsoft.com/office/word/2010/wordprocessingGroup" xmlns:mc="http://schemas.openxmlformats.org/markup-compatibility/2006" xmlns:wp14="http://schemas.microsoft.com/office/word/2010/wordprocessingDrawing" xmlns:w14="http://schemas.microsoft.com/office/word/2010/wordml" xmlns:w15="http://schemas.microsoft.com/office/word/2012/wordml" mc:Ignorable="w14 wp14 w15">
+<w:hdr xmlns:wpc="http://schemas.microsoft.com/office/word/2010/wordprocessingCanvas" xmlns:cx="http://schemas.microsoft.com/office/drawing/2014/chartex" xmlns:cx1="http://schemas.microsoft.com/office/drawing/2015/9/8/chartex" xmlns:cx2="http://schemas.microsoft.com/office/drawing/2015/10/21/chartex" xmlns:cx3="http://schemas.microsoft.com/office/drawing/2016/5/9/chartex" xmlns:cx4="http://schemas.microsoft.com/office/drawing/2016/5/10/chartex" xmlns:cx5="http://schemas.microsoft.com/office/drawing/2016/5/11/chartex" xmlns:cx6="http://schemas.microsoft.com/office/drawing/2016/5/12/chartex" xmlns:cx7="http://schemas.microsoft.com/office/drawing/2016/5/13/chartex" xmlns:cx8="http://schemas.microsoft.com/office/drawing/2016/5/14/chartex" xmlns:mc="http://schemas.openxmlformats.org/markup-compatibility/2006" xmlns:m="http://schemas.openxmlformats.org/officeDocument/2006/math" xmlns:aink="http://schemas.microsoft.com/office/drawing/2016/ink" xmlns:am3d="http://schemas.microsoft.com/office/drawing/2017/model3d" xmlns:oel="http://schemas.microsoft.com/office/2019/extlst" xmlns:r="http://schemas.openxmlformats.org/officeDocument/2006/relationships" xmlns:wp14="http://schemas.microsoft.com/office/word/2010/wordprocessingDrawing" xmlns:wp="http://schemas.openxmlformats.org/drawingml/2006/wordprocessingDrawing" xmlns:wpg="http://schemas.microsoft.com/office/word/2010/wordprocessingGroup" xmlns:wpi="http://schemas.microsoft.com/office/word/2010/wordprocessingInk" xmlns:wps="http://schemas.microsoft.com/office/word/2010/wordprocessingShape" xmlns:o="urn:schemas-microsoft-com:office:office" xmlns:v="urn:schemas-microsoft-com:vml" xmlns:w10="urn:schemas-microsoft-com:office:word" xmlns:w="http://schemas.openxmlformats.org/wordprocessingml/2006/main" xmlns:w14="http://schemas.microsoft.com/office/word/2010/wordml" xmlns:w15="http://schemas.microsoft.com/office/word/2012/wordml" xmlns:w16cex="http://schemas.microsoft.com/office/word/2018/wordml/cex" xmlns:w16cid="http://schemas.microsoft.com/office/word/2016/wordml/cid" xmlns:w16="http://schemas.microsoft.com/office/word/2018/wordml" xmlns:w16sdtdh="http://schemas.microsoft.com/office/word/2020/wordml/sdtdatahash" xmlns:w16sdtfl="http://schemas.microsoft.com/office/word/2024/wordml/sdtformatlock" xmlns:w16se="http://schemas.microsoft.com/office/word/2015/wordml/symex" xmlns:w16du="http://schemas.microsoft.com/office/word/2023/wordml/word16du" xmlns:wne="http://schemas.microsoft.com/office/word/2006/wordml" mc:Ignorable="w14 w15 w16se w16cid w16 w16cex w16sdtdh w16sdtfl w16du wp14">
   <w:p>
     <w:pPr>
       <w:pStyle w:val="Header"/>
-      <w:rPr/>
     </w:pPr>
-    <w:r>
-      <w:rPr/>
-    </w:r>
   </w:p>
 </w:hdr>
 </file>
 
 <file path=word/styles.xml><?xml version="1.0" encoding="utf-8"?>
-<w:styles xmlns:w="http://schemas.openxmlformats.org/wordprocessingml/2006/main" xmlns:w14="http://schemas.microsoft.com/office/word/2010/wordml" xmlns:mc="http://schemas.openxmlformats.org/markup-compatibility/2006" mc:Ignorable="w14">
+<w:styles xmlns:mc="http://schemas.openxmlformats.org/markup-compatibility/2006" xmlns:r="http://schemas.openxmlformats.org/officeDocument/2006/relationships" xmlns:w="http://schemas.openxmlformats.org/wordprocessingml/2006/main" xmlns:w14="http://schemas.microsoft.com/office/word/2010/wordml" xmlns:w15="http://schemas.microsoft.com/office/word/2012/wordml" xmlns:w16cex="http://schemas.microsoft.com/office/word/2018/wordml/cex" xmlns:w16cid="http://schemas.microsoft.com/office/word/2016/wordml/cid" xmlns:w16="http://schemas.microsoft.com/office/word/2018/wordml" xmlns:w16sdtdh="http://schemas.microsoft.com/office/word/2020/wordml/sdtdatahash" xmlns:w16sdtfl="http://schemas.microsoft.com/office/word/2024/wordml/sdtformatlock" xmlns:w16se="http://schemas.microsoft.com/office/word/2015/wordml/symex" xmlns:w16du="http://schemas.microsoft.com/office/word/2023/wordml/word16du" mc:Ignorable="w14 w15 w16se w16cid w16 w16cex w16sdtdh w16sdtfl w16du">
   <w:docDefaults>
     <w:rPrDefault>
       <w:rPr>
-        <w:rFonts w:ascii="Times New Roman" w:hAnsi="Times New Roman" w:eastAsia="Times New Roman" w:cs="Times New Roman"/>
+        <w:rFonts w:ascii="Times New Roman" w:eastAsia="Times New Roman" w:hAnsi="Times New Roman" w:cs="Times New Roman"/>
         <w:sz w:val="22"/>
         <w:szCs w:val="22"/>
-        <w:lang w:val="en-US" w:eastAsia="en-US" w:bidi="ar-SA"/>
+        <w:lang w:val="en" w:eastAsia="en-US" w:bidi="ar-SA"/>
       </w:rPr>
     </w:rPrDefault>
     <w:pPrDefault>
       <w:pPr>
-        <w:suppressAutoHyphens w:val="true"/>
+        <w:spacing w:line="276" w:lineRule="auto"/>
       </w:pPr>
     </w:pPrDefault>
   </w:docDefaults>
   <w:latentStyles w:defLockedState="0" w:defUIPriority="99" w:defSemiHidden="0" w:defUnhideWhenUsed="0" w:defQFormat="0" w:count="376">
     <w:lsdException w:name="Normal" w:uiPriority="0" w:qFormat="1"/>
     <w:lsdException w:name="heading 1" w:uiPriority="9" w:qFormat="1"/>
-    <w:lsdException w:name="heading 2" w:uiPriority="9" w:semiHidden="1" w:unhideWhenUsed="1" w:qFormat="1"/>
-    <w:lsdException w:name="heading 3" w:uiPriority="9" w:semiHidden="1" w:unhideWhenUsed="1" w:qFormat="1"/>
-    <w:lsdException w:name="heading 4" w:uiPriority="9" w:semiHidden="1" w:unhideWhenUsed="1" w:qFormat="1"/>
-    <w:lsdException w:name="heading 5" w:uiPriority="9" w:semiHidden="1" w:unhideWhenUsed="1" w:qFormat="1"/>
-    <w:lsdException w:name="heading 6" w:uiPriority="9" w:semiHidden="1" w:unhideWhenUsed="1" w:qFormat="1"/>
-    <w:lsdException w:name="heading 7" w:uiPriority="9" w:semiHidden="1" w:unhideWhenUsed="1" w:qFormat="1"/>
-    <w:lsdException w:name="heading 8" w:uiPriority="9" w:semiHidden="1" w:unhideWhenUsed="1" w:qFormat="1"/>
-    <w:lsdException w:name="heading 9" w:uiPriority="9" w:semiHidden="1" w:unhideWhenUsed="1" w:qFormat="1"/>
+    <w:lsdException w:name="heading 2" w:semiHidden="1" w:uiPriority="9" w:unhideWhenUsed="1" w:qFormat="1"/>
+    <w:lsdException w:name="heading 3" w:semiHidden="1" w:uiPriority="9" w:unhideWhenUsed="1" w:qFormat="1"/>
+    <w:lsdException w:name="heading 4" w:semiHidden="1" w:uiPriority="9" w:unhideWhenUsed="1" w:qFormat="1"/>
+    <w:lsdException w:name="heading 5" w:semiHidden="1" w:uiPriority="9" w:unhideWhenUsed="1" w:qFormat="1"/>
+    <w:lsdException w:name="heading 6" w:semiHidden="1" w:uiPriority="9" w:unhideWhenUsed="1" w:qFormat="1"/>
+    <w:lsdException w:name="heading 7" w:semiHidden="1" w:uiPriority="9" w:unhideWhenUsed="1" w:qFormat="1"/>
+    <w:lsdException w:name="heading 8" w:semiHidden="1" w:uiPriority="9" w:unhideWhenUsed="1" w:qFormat="1"/>
+    <w:lsdException w:name="heading 9" w:semiHidden="1" w:uiPriority="9" w:unhideWhenUsed="1" w:qFormat="1"/>
     <w:lsdException w:name="index 1" w:semiHidden="1" w:unhideWhenUsed="1"/>
     <w:lsdException w:name="index 2" w:semiHidden="1" w:unhideWhenUsed="1"/>
     <w:lsdException w:name="index 3" w:semiHidden="1" w:unhideWhenUsed="1"/>
@@ -1249,22 +1212,22 @@
     <w:lsdException w:name="index 7" w:semiHidden="1" w:unhideWhenUsed="1"/>
     <w:lsdException w:name="index 8" w:semiHidden="1" w:unhideWhenUsed="1"/>
     <w:lsdException w:name="index 9" w:semiHidden="1" w:unhideWhenUsed="1"/>
-    <w:lsdException w:name="toc 1" w:uiPriority="39" w:semiHidden="1" w:unhideWhenUsed="1"/>
-    <w:lsdException w:name="toc 2" w:uiPriority="39" w:semiHidden="1" w:unhideWhenUsed="1"/>
-    <w:lsdException w:name="toc 3" w:uiPriority="39" w:semiHidden="1" w:unhideWhenUsed="1"/>
-    <w:lsdException w:name="toc 4" w:uiPriority="39" w:semiHidden="1" w:unhideWhenUsed="1"/>
-    <w:lsdException w:name="toc 5" w:uiPriority="39" w:semiHidden="1" w:unhideWhenUsed="1"/>
-    <w:lsdException w:name="toc 6" w:uiPriority="39" w:semiHidden="1" w:unhideWhenUsed="1"/>
-    <w:lsdException w:name="toc 7" w:uiPriority="39" w:semiHidden="1" w:unhideWhenUsed="1"/>
-    <w:lsdException w:name="toc 8" w:uiPriority="39" w:semiHidden="1" w:unhideWhenUsed="1"/>
-    <w:lsdException w:name="toc 9" w:uiPriority="39" w:semiHidden="1" w:unhideWhenUsed="1"/>
+    <w:lsdException w:name="toc 1" w:semiHidden="1" w:uiPriority="39" w:unhideWhenUsed="1"/>
+    <w:lsdException w:name="toc 2" w:semiHidden="1" w:uiPriority="39" w:unhideWhenUsed="1"/>
+    <w:lsdException w:name="toc 3" w:semiHidden="1" w:uiPriority="39" w:unhideWhenUsed="1"/>
+    <w:lsdException w:name="toc 4" w:semiHidden="1" w:uiPriority="39" w:unhideWhenUsed="1"/>
+    <w:lsdException w:name="toc 5" w:semiHidden="1" w:uiPriority="39" w:unhideWhenUsed="1"/>
+    <w:lsdException w:name="toc 6" w:semiHidden="1" w:uiPriority="39" w:unhideWhenUsed="1"/>
+    <w:lsdException w:name="toc 7" w:semiHidden="1" w:uiPriority="39" w:unhideWhenUsed="1"/>
+    <w:lsdException w:name="toc 8" w:semiHidden="1" w:uiPriority="39" w:unhideWhenUsed="1"/>
+    <w:lsdException w:name="toc 9" w:semiHidden="1" w:uiPriority="39" w:unhideWhenUsed="1"/>
     <w:lsdException w:name="Normal Indent" w:semiHidden="1" w:unhideWhenUsed="1"/>
     <w:lsdException w:name="footnote text" w:semiHidden="1" w:unhideWhenUsed="1"/>
     <w:lsdException w:name="annotation text" w:semiHidden="1" w:unhideWhenUsed="1"/>
     <w:lsdException w:name="header" w:semiHidden="1" w:unhideWhenUsed="1"/>
     <w:lsdException w:name="footer" w:semiHidden="1" w:unhideWhenUsed="1"/>
     <w:lsdException w:name="index heading" w:semiHidden="1" w:unhideWhenUsed="1"/>
-    <w:lsdException w:name="caption" w:uiPriority="35" w:semiHidden="1" w:unhideWhenUsed="1" w:qFormat="1"/>
+    <w:lsdException w:name="caption" w:semiHidden="1" w:uiPriority="35" w:unhideWhenUsed="1" w:qFormat="1"/>
     <w:lsdException w:name="table of figures" w:semiHidden="1" w:unhideWhenUsed="1"/>
     <w:lsdException w:name="envelope address" w:semiHidden="1" w:unhideWhenUsed="1"/>
     <w:lsdException w:name="envelope return" w:semiHidden="1" w:unhideWhenUsed="1"/>
@@ -1295,7 +1258,7 @@
     <w:lsdException w:name="Title" w:uiPriority="10" w:qFormat="1"/>
     <w:lsdException w:name="Closing" w:semiHidden="1" w:unhideWhenUsed="1"/>
     <w:lsdException w:name="Signature" w:semiHidden="1" w:unhideWhenUsed="1"/>
-    <w:lsdException w:name="Default Paragraph Font" w:uiPriority="1" w:semiHidden="1" w:unhideWhenUsed="1"/>
+    <w:lsdException w:name="Default Paragraph Font" w:semiHidden="1" w:uiPriority="1" w:unhideWhenUsed="1"/>
     <w:lsdException w:name="Body Text" w:semiHidden="1" w:unhideWhenUsed="1"/>
     <w:lsdException w:name="Body Text Indent" w:semiHidden="1" w:unhideWhenUsed="1"/>
     <w:lsdException w:name="List Continue" w:semiHidden="1" w:unhideWhenUsed="1"/>
@@ -1495,8 +1458,8 @@
     <w:lsdException w:name="Subtle Reference" w:uiPriority="31" w:qFormat="1"/>
     <w:lsdException w:name="Intense Reference" w:uiPriority="32" w:qFormat="1"/>
     <w:lsdException w:name="Book Title" w:uiPriority="33" w:qFormat="1"/>
-    <w:lsdException w:name="Bibliography" w:uiPriority="37" w:semiHidden="1" w:unhideWhenUsed="1"/>
-    <w:lsdException w:name="TOC Heading" w:uiPriority="39" w:semiHidden="1" w:unhideWhenUsed="1" w:qFormat="1"/>
+    <w:lsdException w:name="Bibliography" w:semiHidden="1" w:uiPriority="37" w:unhideWhenUsed="1"/>
+    <w:lsdException w:name="TOC Heading" w:semiHidden="1" w:uiPriority="39" w:unhideWhenUsed="1" w:qFormat="1"/>
     <w:lsdException w:name="Plain Table 1" w:uiPriority="41"/>
     <w:lsdException w:name="Plain Table 2" w:uiPriority="42"/>
     <w:lsdException w:name="Plain Table 3" w:uiPriority="43"/>
@@ -1607,23 +1570,9 @@
     <w:lsdException w:name="Unresolved Mention" w:semiHidden="1" w:unhideWhenUsed="1"/>
     <w:lsdException w:name="Smart Link" w:semiHidden="1" w:unhideWhenUsed="1"/>
   </w:latentStyles>
-  <w:style w:type="paragraph" w:styleId="Normal" w:default="1">
+  <w:style w:type="paragraph" w:default="1" w:styleId="Normal">
     <w:name w:val="Normal"/>
     <w:qFormat/>
-    <w:pPr>
-      <w:widowControl/>
-      <w:bidi w:val="0"/>
-      <w:spacing w:lineRule="auto" w:line="276" w:before="0" w:after="0"/>
-      <w:jc w:val="start"/>
-    </w:pPr>
-    <w:rPr>
-      <w:rFonts w:ascii="Times New Roman" w:hAnsi="Times New Roman" w:eastAsia="Times New Roman" w:cs="Times New Roman"/>
-      <w:color w:val="auto"/>
-      <w:kern w:val="0"/>
-      <w:sz w:val="22"/>
-      <w:szCs w:val="22"/>
-      <w:lang w:val="en-US" w:eastAsia="en-US" w:bidi="ar-SA"/>
-    </w:rPr>
   </w:style>
   <w:style w:type="paragraph" w:styleId="Heading1">
     <w:name w:val="heading 1"/>
@@ -1632,7 +1581,7 @@
     <w:uiPriority w:val="9"/>
     <w:qFormat/>
     <w:pPr>
-      <w:keepNext w:val="true"/>
+      <w:keepNext/>
       <w:keepLines/>
       <w:spacing w:before="400" w:after="120"/>
       <w:outlineLvl w:val="0"/>
@@ -1651,7 +1600,7 @@
     <w:unhideWhenUsed/>
     <w:qFormat/>
     <w:pPr>
-      <w:keepNext w:val="true"/>
+      <w:keepNext/>
       <w:keepLines/>
       <w:spacing w:before="360" w:after="120"/>
       <w:outlineLvl w:val="1"/>
@@ -1670,7 +1619,7 @@
     <w:unhideWhenUsed/>
     <w:qFormat/>
     <w:pPr>
-      <w:keepNext w:val="true"/>
+      <w:keepNext/>
       <w:keepLines/>
       <w:spacing w:before="320" w:after="80"/>
       <w:outlineLvl w:val="2"/>
@@ -1690,7 +1639,7 @@
     <w:unhideWhenUsed/>
     <w:qFormat/>
     <w:pPr>
-      <w:keepNext w:val="true"/>
+      <w:keepNext/>
       <w:keepLines/>
       <w:spacing w:before="280" w:after="80"/>
       <w:outlineLvl w:val="3"/>
@@ -1710,7 +1659,7 @@
     <w:unhideWhenUsed/>
     <w:qFormat/>
     <w:pPr>
-      <w:keepNext w:val="true"/>
+      <w:keepNext/>
       <w:keepLines/>
       <w:spacing w:before="240" w:after="80"/>
       <w:outlineLvl w:val="4"/>
@@ -1728,7 +1677,7 @@
     <w:unhideWhenUsed/>
     <w:qFormat/>
     <w:pPr>
-      <w:keepNext w:val="true"/>
+      <w:keepNext/>
       <w:keepLines/>
       <w:spacing w:before="240" w:after="80"/>
       <w:outlineLvl w:val="5"/>
@@ -1739,171 +1688,11 @@
       <w:color w:val="666666"/>
     </w:rPr>
   </w:style>
-  <w:style w:type="character" w:styleId="DefaultParagraphFont" w:default="1">
+  <w:style w:type="character" w:default="1" w:styleId="DefaultParagraphFont">
     <w:name w:val="Default Paragraph Font"/>
     <w:uiPriority w:val="1"/>
     <w:semiHidden/>
     <w:unhideWhenUsed/>
-    <w:qFormat/>
-    <w:rPr/>
-  </w:style>
-  <w:style w:type="character" w:styleId="HeaderChar" w:customStyle="1">
-    <w:name w:val="Header Char"/>
-    <w:basedOn w:val="DefaultParagraphFont"/>
-    <w:link w:val="Header"/>
-    <w:uiPriority w:val="99"/>
-    <w:qFormat/>
-    <w:rsid w:val="002a3153"/>
-    <w:rPr/>
-  </w:style>
-  <w:style w:type="character" w:styleId="FooterChar" w:customStyle="1">
-    <w:name w:val="Footer Char"/>
-    <w:basedOn w:val="DefaultParagraphFont"/>
-    <w:link w:val="Footer"/>
-    <w:uiPriority w:val="99"/>
-    <w:qFormat/>
-    <w:rsid w:val="002a3153"/>
-    <w:rPr/>
-  </w:style>
-  <w:style w:type="paragraph" w:styleId="Heading">
-    <w:name w:val="Heading"/>
-    <w:basedOn w:val="Normal"/>
-    <w:next w:val="BodyText"/>
-    <w:qFormat/>
-    <w:pPr>
-      <w:keepNext w:val="true"/>
-      <w:spacing w:before="240" w:after="120"/>
-    </w:pPr>
-    <w:rPr>
-      <w:rFonts w:ascii="Liberation Sans" w:hAnsi="Liberation Sans" w:eastAsia="Noto Sans CJK SC" w:cs="Noto Sans Devanagari"/>
-      <w:sz w:val="28"/>
-      <w:szCs w:val="28"/>
-    </w:rPr>
-  </w:style>
-  <w:style w:type="paragraph" w:styleId="BodyText">
-    <w:name w:val="Body Text"/>
-    <w:basedOn w:val="Normal"/>
-    <w:pPr>
-      <w:spacing w:lineRule="auto" w:line="276" w:before="0" w:after="140"/>
-    </w:pPr>
-    <w:rPr/>
-  </w:style>
-  <w:style w:type="paragraph" w:styleId="List">
-    <w:name w:val="List"/>
-    <w:basedOn w:val="BodyText"/>
-    <w:pPr/>
-    <w:rPr>
-      <w:rFonts w:cs="Noto Sans Devanagari"/>
-    </w:rPr>
-  </w:style>
-  <w:style w:type="paragraph" w:styleId="Caption">
-    <w:name w:val="caption"/>
-    <w:basedOn w:val="Normal"/>
-    <w:qFormat/>
-    <w:pPr>
-      <w:suppressLineNumbers/>
-      <w:spacing w:before="120" w:after="120"/>
-    </w:pPr>
-    <w:rPr>
-      <w:rFonts w:cs="Noto Sans Devanagari"/>
-      <w:i/>
-      <w:iCs/>
-      <w:sz w:val="24"/>
-      <w:szCs w:val="24"/>
-    </w:rPr>
-  </w:style>
-  <w:style w:type="paragraph" w:styleId="Index">
-    <w:name w:val="Index"/>
-    <w:basedOn w:val="Normal"/>
-    <w:qFormat/>
-    <w:pPr>
-      <w:suppressLineNumbers/>
-    </w:pPr>
-    <w:rPr>
-      <w:rFonts w:cs="Noto Sans Devanagari"/>
-    </w:rPr>
-  </w:style>
-  <w:style w:type="paragraph" w:styleId="Title">
-    <w:name w:val="Title"/>
-    <w:basedOn w:val="Normal"/>
-    <w:next w:val="Normal"/>
-    <w:uiPriority w:val="10"/>
-    <w:qFormat/>
-    <w:pPr>
-      <w:keepNext w:val="true"/>
-      <w:keepLines/>
-      <w:spacing w:before="0" w:after="60"/>
-    </w:pPr>
-    <w:rPr>
-      <w:sz w:val="52"/>
-      <w:szCs w:val="52"/>
-    </w:rPr>
-  </w:style>
-  <w:style w:type="paragraph" w:styleId="Subtitle">
-    <w:name w:val="Subtitle"/>
-    <w:basedOn w:val="Normal"/>
-    <w:next w:val="Normal"/>
-    <w:uiPriority w:val="11"/>
-    <w:qFormat/>
-    <w:pPr>
-      <w:keepNext w:val="true"/>
-      <w:keepLines/>
-      <w:spacing w:before="0" w:after="320"/>
-    </w:pPr>
-    <w:rPr>
-      <w:rFonts w:ascii="Arial" w:hAnsi="Arial" w:eastAsia="Arial" w:cs="Arial"/>
-      <w:color w:val="666666"/>
-      <w:sz w:val="30"/>
-      <w:szCs w:val="30"/>
-    </w:rPr>
-  </w:style>
-  <w:style w:type="paragraph" w:styleId="HeaderandFooter">
-    <w:name w:val="Header and Footer"/>
-    <w:basedOn w:val="Normal"/>
-    <w:qFormat/>
-    <w:pPr/>
-    <w:rPr/>
-  </w:style>
-  <w:style w:type="paragraph" w:styleId="Header">
-    <w:name w:val="header"/>
-    <w:basedOn w:val="Normal"/>
-    <w:link w:val="HeaderChar"/>
-    <w:uiPriority w:val="99"/>
-    <w:unhideWhenUsed/>
-    <w:rsid w:val="002a3153"/>
-    <w:pPr>
-      <w:tabs>
-        <w:tab w:val="clear" w:pos="720"/>
-        <w:tab w:val="center" w:pos="4680" w:leader="none"/>
-        <w:tab w:val="right" w:pos="9360" w:leader="none"/>
-      </w:tabs>
-      <w:spacing w:lineRule="auto" w:line="240"/>
-    </w:pPr>
-    <w:rPr/>
-  </w:style>
-  <w:style w:type="paragraph" w:styleId="Footer">
-    <w:name w:val="footer"/>
-    <w:basedOn w:val="Normal"/>
-    <w:link w:val="FooterChar"/>
-    <w:uiPriority w:val="99"/>
-    <w:unhideWhenUsed/>
-    <w:rsid w:val="002a3153"/>
-    <w:pPr>
-      <w:tabs>
-        <w:tab w:val="clear" w:pos="720"/>
-        <w:tab w:val="center" w:pos="4680" w:leader="none"/>
-        <w:tab w:val="right" w:pos="9360" w:leader="none"/>
-      </w:tabs>
-      <w:spacing w:lineRule="auto" w:line="240"/>
-    </w:pPr>
-    <w:rPr/>
-  </w:style>
-  <w:style w:type="numbering" w:styleId="NoList" w:default="1">
-    <w:name w:val="No List"/>
-    <w:uiPriority w:val="99"/>
-    <w:semiHidden/>
-    <w:unhideWhenUsed/>
-    <w:qFormat/>
   </w:style>
   <w:style w:type="table" w:default="1" w:styleId="TableNormal">
     <w:name w:val="Normal Table"/>
@@ -1911,6 +1700,7 @@
     <w:semiHidden/>
     <w:unhideWhenUsed/>
     <w:tblPr>
+      <w:tblInd w:w="0" w:type="dxa"/>
       <w:tblCellMar>
         <w:top w:w="0" w:type="dxa"/>
         <w:left w:w="108" w:type="dxa"/>
@@ -1918,6 +1708,12 @@
         <w:right w:w="108" w:type="dxa"/>
       </w:tblCellMar>
     </w:tblPr>
+  </w:style>
+  <w:style w:type="numbering" w:default="1" w:styleId="NoList">
+    <w:name w:val="No List"/>
+    <w:uiPriority w:val="99"/>
+    <w:semiHidden/>
+    <w:unhideWhenUsed/>
   </w:style>
   <w:style w:type="table" w:customStyle="1" w:styleId="TableNormal0">
     <w:name w:val="TableNormal"/>
@@ -1930,6 +1726,22 @@
       </w:tblCellMar>
     </w:tblPr>
   </w:style>
+  <w:style w:type="paragraph" w:styleId="Title">
+    <w:name w:val="Title"/>
+    <w:basedOn w:val="Normal"/>
+    <w:next w:val="Normal"/>
+    <w:uiPriority w:val="10"/>
+    <w:qFormat/>
+    <w:pPr>
+      <w:keepNext/>
+      <w:keepLines/>
+      <w:spacing w:after="60"/>
+    </w:pPr>
+    <w:rPr>
+      <w:sz w:val="52"/>
+      <w:szCs w:val="52"/>
+    </w:rPr>
+  </w:style>
   <w:style w:type="table" w:customStyle="1" w:styleId="TableNormal1">
     <w:name w:val="TableNormal"/>
     <w:tblPr>
@@ -1941,18 +1753,108 @@
       </w:tblCellMar>
     </w:tblPr>
   </w:style>
+  <w:style w:type="table" w:customStyle="1" w:styleId="a">
+    <w:basedOn w:val="TableNormal1"/>
+    <w:tblPr>
+      <w:tblStyleRowBandSize w:val="1"/>
+      <w:tblStyleColBandSize w:val="1"/>
+    </w:tblPr>
+  </w:style>
+  <w:style w:type="table" w:customStyle="1" w:styleId="a0">
+    <w:basedOn w:val="TableNormal1"/>
+    <w:tblPr>
+      <w:tblStyleRowBandSize w:val="1"/>
+      <w:tblStyleColBandSize w:val="1"/>
+    </w:tblPr>
+  </w:style>
+  <w:style w:type="paragraph" w:styleId="Subtitle">
+    <w:name w:val="Subtitle"/>
+    <w:basedOn w:val="Normal"/>
+    <w:next w:val="Normal"/>
+    <w:uiPriority w:val="11"/>
+    <w:qFormat/>
+    <w:pPr>
+      <w:keepNext/>
+      <w:keepLines/>
+      <w:spacing w:after="320"/>
+    </w:pPr>
+    <w:rPr>
+      <w:rFonts w:ascii="Arial" w:eastAsia="Arial" w:hAnsi="Arial" w:cs="Arial"/>
+      <w:color w:val="666666"/>
+      <w:sz w:val="30"/>
+      <w:szCs w:val="30"/>
+    </w:rPr>
+  </w:style>
+  <w:style w:type="table" w:customStyle="1" w:styleId="a1">
+    <w:basedOn w:val="TableNormal1"/>
+    <w:tblPr>
+      <w:tblStyleRowBandSize w:val="1"/>
+      <w:tblStyleColBandSize w:val="1"/>
+    </w:tblPr>
+  </w:style>
+  <w:style w:type="table" w:customStyle="1" w:styleId="a2">
+    <w:basedOn w:val="TableNormal1"/>
+    <w:tblPr>
+      <w:tblStyleRowBandSize w:val="1"/>
+      <w:tblStyleColBandSize w:val="1"/>
+    </w:tblPr>
+  </w:style>
+  <w:style w:type="paragraph" w:styleId="Header">
+    <w:name w:val="header"/>
+    <w:basedOn w:val="Normal"/>
+    <w:link w:val="HeaderChar"/>
+    <w:uiPriority w:val="99"/>
+    <w:unhideWhenUsed/>
+    <w:rsid w:val="00434D60"/>
+    <w:pPr>
+      <w:tabs>
+        <w:tab w:val="center" w:pos="4680"/>
+        <w:tab w:val="right" w:pos="9360"/>
+      </w:tabs>
+      <w:spacing w:line="240" w:lineRule="auto"/>
+    </w:pPr>
+  </w:style>
+  <w:style w:type="character" w:customStyle="1" w:styleId="HeaderChar">
+    <w:name w:val="Header Char"/>
+    <w:basedOn w:val="DefaultParagraphFont"/>
+    <w:link w:val="Header"/>
+    <w:uiPriority w:val="99"/>
+    <w:rsid w:val="00434D60"/>
+  </w:style>
+  <w:style w:type="paragraph" w:styleId="Footer">
+    <w:name w:val="footer"/>
+    <w:basedOn w:val="Normal"/>
+    <w:link w:val="FooterChar"/>
+    <w:uiPriority w:val="99"/>
+    <w:unhideWhenUsed/>
+    <w:rsid w:val="00434D60"/>
+    <w:pPr>
+      <w:tabs>
+        <w:tab w:val="center" w:pos="4680"/>
+        <w:tab w:val="right" w:pos="9360"/>
+      </w:tabs>
+      <w:spacing w:line="240" w:lineRule="auto"/>
+    </w:pPr>
+  </w:style>
+  <w:style w:type="character" w:customStyle="1" w:styleId="FooterChar">
+    <w:name w:val="Footer Char"/>
+    <w:basedOn w:val="DefaultParagraphFont"/>
+    <w:link w:val="Footer"/>
+    <w:uiPriority w:val="99"/>
+    <w:rsid w:val="00434D60"/>
+  </w:style>
 </w:styles>
 </file>
 
 <file path=word/theme/theme1.xml><?xml version="1.0" encoding="utf-8"?>
-<a:theme xmlns:a="http://schemas.openxmlformats.org/drawingml/2006/main" xmlns:r="http://schemas.openxmlformats.org/officeDocument/2006/relationships" name="Office Theme">
+<a:theme xmlns:a="http://schemas.openxmlformats.org/drawingml/2006/main" name="Office Theme">
   <a:themeElements>
     <a:clrScheme name="Office">
       <a:dk1>
-        <a:srgbClr val="000000"/>
+        <a:sysClr val="windowText" lastClr="000000"/>
       </a:dk1>
       <a:lt1>
-        <a:srgbClr val="FFFFFF"/>
+        <a:sysClr val="window" lastClr="FFFFFF"/>
       </a:lt1>
       <a:dk2>
         <a:srgbClr val="1F497D"/>
@@ -1987,138 +1889,286 @@
     </a:clrScheme>
     <a:fontScheme name="Office">
       <a:majorFont>
-        <a:latin typeface="Calibri" pitchFamily="0" charset="1"/>
+        <a:latin typeface="Calibri"/>
         <a:ea typeface=""/>
         <a:cs typeface=""/>
+        <a:font script="Jpan" typeface="ＭＳ ゴシック"/>
+        <a:font script="Hang" typeface="맑은 고딕"/>
+        <a:font script="Hans" typeface="宋体"/>
+        <a:font script="Hant" typeface="新細明體"/>
+        <a:font script="Arab" typeface="Times New Roman"/>
+        <a:font script="Hebr" typeface="Times New Roman"/>
+        <a:font script="Thai" typeface="Angsana New"/>
+        <a:font script="Ethi" typeface="Nyala"/>
+        <a:font script="Beng" typeface="Vrinda"/>
+        <a:font script="Gujr" typeface="Shruti"/>
+        <a:font script="Khmr" typeface="MoolBoran"/>
+        <a:font script="Knda" typeface="Tunga"/>
+        <a:font script="Guru" typeface="Raavi"/>
+        <a:font script="Cans" typeface="Euphemia"/>
+        <a:font script="Cher" typeface="Plantagenet Cherokee"/>
+        <a:font script="Yiii" typeface="Microsoft Yi Baiti"/>
+        <a:font script="Tibt" typeface="Microsoft Himalaya"/>
+        <a:font script="Thaa" typeface="MV Boli"/>
+        <a:font script="Deva" typeface="Mangal"/>
+        <a:font script="Telu" typeface="Gautami"/>
+        <a:font script="Taml" typeface="Latha"/>
+        <a:font script="Syrc" typeface="Estrangelo Edessa"/>
+        <a:font script="Orya" typeface="Kalinga"/>
+        <a:font script="Mlym" typeface="Kartika"/>
+        <a:font script="Laoo" typeface="DokChampa"/>
+        <a:font script="Sinh" typeface="Iskoola Pota"/>
+        <a:font script="Mong" typeface="Mongolian Baiti"/>
+        <a:font script="Viet" typeface="Times New Roman"/>
+        <a:font script="Uigh" typeface="Microsoft Uighur"/>
+        <a:font script="Geor" typeface="Sylfaen"/>
       </a:majorFont>
       <a:minorFont>
-        <a:latin typeface="Cambria" pitchFamily="0" charset="1"/>
+        <a:latin typeface="Cambria"/>
         <a:ea typeface=""/>
         <a:cs typeface=""/>
+        <a:font script="Jpan" typeface="ＭＳ 明朝"/>
+        <a:font script="Hang" typeface="맑은 고딕"/>
+        <a:font script="Hans" typeface="宋体"/>
+        <a:font script="Hant" typeface="新細明體"/>
+        <a:font script="Arab" typeface="Arial"/>
+        <a:font script="Hebr" typeface="Arial"/>
+        <a:font script="Thai" typeface="Cordia New"/>
+        <a:font script="Ethi" typeface="Nyala"/>
+        <a:font script="Beng" typeface="Vrinda"/>
+        <a:font script="Gujr" typeface="Shruti"/>
+        <a:font script="Khmr" typeface="DaunPenh"/>
+        <a:font script="Knda" typeface="Tunga"/>
+        <a:font script="Guru" typeface="Raavi"/>
+        <a:font script="Cans" typeface="Euphemia"/>
+        <a:font script="Cher" typeface="Plantagenet Cherokee"/>
+        <a:font script="Yiii" typeface="Microsoft Yi Baiti"/>
+        <a:font script="Tibt" typeface="Microsoft Himalaya"/>
+        <a:font script="Thaa" typeface="MV Boli"/>
+        <a:font script="Deva" typeface="Mangal"/>
+        <a:font script="Telu" typeface="Gautami"/>
+        <a:font script="Taml" typeface="Latha"/>
+        <a:font script="Syrc" typeface="Estrangelo Edessa"/>
+        <a:font script="Orya" typeface="Kalinga"/>
+        <a:font script="Mlym" typeface="Kartika"/>
+        <a:font script="Laoo" typeface="DokChampa"/>
+        <a:font script="Sinh" typeface="Iskoola Pota"/>
+        <a:font script="Mong" typeface="Mongolian Baiti"/>
+        <a:font script="Viet" typeface="Arial"/>
+        <a:font script="Uigh" typeface="Microsoft Uighur"/>
+        <a:font script="Geor" typeface="Sylfaen"/>
       </a:minorFont>
     </a:fontScheme>
-    <a:fmtScheme>
+    <a:fmtScheme name="Office">
       <a:fillStyleLst>
         <a:solidFill>
           <a:schemeClr val="phClr"/>
         </a:solidFill>
-        <a:gradFill>
+        <a:gradFill rotWithShape="1">
           <a:gsLst>
             <a:gs pos="0">
               <a:schemeClr val="phClr">
                 <a:tint val="50000"/>
+                <a:satMod val="300000"/>
               </a:schemeClr>
             </a:gs>
             <a:gs pos="35000">
               <a:schemeClr val="phClr">
                 <a:tint val="37000"/>
+                <a:satMod val="300000"/>
               </a:schemeClr>
             </a:gs>
             <a:gs pos="100000">
               <a:schemeClr val="phClr">
                 <a:tint val="15000"/>
+                <a:satMod val="350000"/>
               </a:schemeClr>
             </a:gs>
           </a:gsLst>
           <a:lin ang="16200000" scaled="1"/>
-          <a:tileRect l="0" t="0" r="0" b="0"/>
         </a:gradFill>
-        <a:gradFill>
+        <a:gradFill rotWithShape="1">
           <a:gsLst>
             <a:gs pos="0">
               <a:schemeClr val="phClr">
                 <a:tint val="100000"/>
                 <a:shade val="100000"/>
+                <a:satMod val="130000"/>
               </a:schemeClr>
             </a:gs>
             <a:gs pos="100000">
               <a:schemeClr val="phClr">
                 <a:tint val="50000"/>
                 <a:shade val="100000"/>
+                <a:satMod val="350000"/>
               </a:schemeClr>
             </a:gs>
           </a:gsLst>
           <a:lin ang="16200000" scaled="0"/>
-          <a:tileRect l="0" t="0" r="0" b="0"/>
         </a:gradFill>
       </a:fillStyleLst>
       <a:lnStyleLst>
         <a:ln w="9525" cap="flat" cmpd="sng" algn="ctr">
+          <a:solidFill>
+            <a:schemeClr val="phClr">
+              <a:shade val="95000"/>
+              <a:satMod val="105000"/>
+            </a:schemeClr>
+          </a:solidFill>
           <a:prstDash val="solid"/>
         </a:ln>
         <a:ln w="25400" cap="flat" cmpd="sng" algn="ctr">
+          <a:solidFill>
+            <a:schemeClr val="phClr"/>
+          </a:solidFill>
           <a:prstDash val="solid"/>
         </a:ln>
         <a:ln w="38100" cap="flat" cmpd="sng" algn="ctr">
+          <a:solidFill>
+            <a:schemeClr val="phClr"/>
+          </a:solidFill>
           <a:prstDash val="solid"/>
         </a:ln>
       </a:lnStyleLst>
       <a:effectStyleLst>
         <a:effectStyle>
-          <a:effectLst/>
+          <a:effectLst>
+            <a:outerShdw blurRad="40000" dist="20000" dir="5400000" rotWithShape="0">
+              <a:srgbClr val="000000">
+                <a:alpha val="38000"/>
+              </a:srgbClr>
+            </a:outerShdw>
+          </a:effectLst>
         </a:effectStyle>
         <a:effectStyle>
-          <a:effectLst/>
+          <a:effectLst>
+            <a:outerShdw blurRad="40000" dist="23000" dir="5400000" rotWithShape="0">
+              <a:srgbClr val="000000">
+                <a:alpha val="35000"/>
+              </a:srgbClr>
+            </a:outerShdw>
+          </a:effectLst>
         </a:effectStyle>
         <a:effectStyle>
-          <a:effectLst/>
+          <a:effectLst>
+            <a:outerShdw blurRad="40000" dist="23000" dir="5400000" rotWithShape="0">
+              <a:srgbClr val="000000">
+                <a:alpha val="35000"/>
+              </a:srgbClr>
+            </a:outerShdw>
+          </a:effectLst>
+          <a:scene3d>
+            <a:camera prst="orthographicFront">
+              <a:rot lat="0" lon="0" rev="0"/>
+            </a:camera>
+            <a:lightRig rig="threePt" dir="t">
+              <a:rot lat="0" lon="0" rev="1200000"/>
+            </a:lightRig>
+          </a:scene3d>
+          <a:sp3d>
+            <a:bevelT w="63500" h="25400"/>
+          </a:sp3d>
         </a:effectStyle>
       </a:effectStyleLst>
       <a:bgFillStyleLst>
         <a:solidFill>
           <a:schemeClr val="phClr"/>
         </a:solidFill>
-        <a:gradFill>
+        <a:gradFill rotWithShape="1">
           <a:gsLst>
             <a:gs pos="0">
               <a:schemeClr val="phClr">
                 <a:tint val="40000"/>
+                <a:satMod val="350000"/>
               </a:schemeClr>
             </a:gs>
             <a:gs pos="40000">
               <a:schemeClr val="phClr">
                 <a:tint val="45000"/>
                 <a:shade val="99000"/>
+                <a:satMod val="350000"/>
               </a:schemeClr>
             </a:gs>
             <a:gs pos="100000">
               <a:schemeClr val="phClr">
                 <a:shade val="20000"/>
+                <a:satMod val="255000"/>
               </a:schemeClr>
             </a:gs>
           </a:gsLst>
           <a:path path="circle">
             <a:fillToRect l="50000" t="-80000" r="50000" b="180000"/>
           </a:path>
-          <a:tileRect l="0" t="0" r="0" b="0"/>
         </a:gradFill>
-        <a:gradFill>
+        <a:gradFill rotWithShape="1">
           <a:gsLst>
             <a:gs pos="0">
               <a:schemeClr val="phClr">
                 <a:tint val="80000"/>
+                <a:satMod val="300000"/>
               </a:schemeClr>
             </a:gs>
             <a:gs pos="100000">
               <a:schemeClr val="phClr">
                 <a:shade val="30000"/>
+                <a:satMod val="200000"/>
               </a:schemeClr>
             </a:gs>
           </a:gsLst>
           <a:path path="circle">
             <a:fillToRect l="50000" t="50000" r="50000" b="50000"/>
           </a:path>
-          <a:tileRect l="0" t="0" r="0" b="0"/>
         </a:gradFill>
       </a:bgFillStyleLst>
     </a:fmtScheme>
   </a:themeElements>
+  <a:objectDefaults>
+    <a:spDef>
+      <a:spPr/>
+      <a:bodyPr/>
+      <a:lstStyle/>
+      <a:style>
+        <a:lnRef idx="1">
+          <a:schemeClr val="accent1"/>
+        </a:lnRef>
+        <a:fillRef idx="3">
+          <a:schemeClr val="accent1"/>
+        </a:fillRef>
+        <a:effectRef idx="2">
+          <a:schemeClr val="accent1"/>
+        </a:effectRef>
+        <a:fontRef idx="minor">
+          <a:schemeClr val="lt1"/>
+        </a:fontRef>
+      </a:style>
+    </a:spDef>
+    <a:lnDef>
+      <a:spPr/>
+      <a:bodyPr/>
+      <a:lstStyle/>
+      <a:style>
+        <a:lnRef idx="2">
+          <a:schemeClr val="accent1"/>
+        </a:lnRef>
+        <a:fillRef idx="0">
+          <a:schemeClr val="accent1"/>
+        </a:fillRef>
+        <a:effectRef idx="1">
+          <a:schemeClr val="accent1"/>
+        </a:effectRef>
+        <a:fontRef idx="minor">
+          <a:schemeClr val="tx1"/>
+        </a:fontRef>
+      </a:style>
+    </a:lnDef>
+  </a:objectDefaults>
+  <a:extraClrSchemeLst/>
 </a:theme>
 </file>
 
 <file path=customXml/item1.xml><?xml version="1.0" encoding="utf-8"?>
 <go:gDocsCustomXmlDataStorage xmlns:go="http://customooxmlschemas.google.com/" xmlns:r="http://schemas.openxmlformats.org/officeDocument/2006/relationships" uri="GoogleDocsCustomDataVersion2">
-  <go:docsCustomData roundtripDataSignature="AMtx7mhc18EfzKjWHFuJrqq0M0jM7qtOug==">CgMxLjAaHwoBMBIaChgICVIUChJ0YWJsZS5wbTBhYmRpNGJiMWU4AHIhMVY2OFR1TzlyeGhWbGxKbzBlVHl3Ni1hYUY0SVViUnJQ</go:docsCustomData>
+  <go:docsCustomData xmlns:go="http://customooxmlschemas.google.com/" roundtripDataSignature="AMtx7mhc18EfzKjWHFuJrqq0M0jM7qtOug==">CgMxLjAaHwoBMBIaChgICVIUChJ0YWJsZS5wbTBhYmRpNGJiMWU4AHIhMVY2OFR1TzlyeGhWbGxKbzBlVHl3Ni1hYUY0SVViUnJQ</go:docsCustomData>
 </go:gDocsCustomXmlDataStorage>
 </file>
 
